--- a/lessons/3-2/downloads/3-2-notes-teacher-l2.docx
+++ b/lessons/3-2/downloads/3-2-notes-teacher-l2.docx
@@ -195,7 +195,7 @@
                 <w:sz w:val="20"/>
                 <w:szCs w:val="20"/>
               </w:rPr>
-              <w:t xml:space="preserve">I can find a unit rate to compare prices and decide the better buy.</w:t>
+              <w:t xml:space="preserve">I can describe a rate using its two different units and use a model to find a travel time, and I can find a unit rate to compare prices and decide the better buy.</w:t>
             </w:r>
           </w:p>
           <w:p>
@@ -217,7 +217,7 @@
                 <w:sz w:val="20"/>
                 <w:szCs w:val="20"/>
               </w:rPr>
-              <w:t xml:space="preserve">I can explain my choice using the words rate, unit rate, per, and better buy.</w:t>
+              <w:t xml:space="preserve">I can explain a rate like "150 miles per hour" using distance and time units, and explain my choice using the words rate, unit rate, per, and better buy.</w:t>
             </w:r>
           </w:p>
         </w:tc>
@@ -1499,6 +1499,314 @@
         </w:tc>
       </w:tr>
     </w:tbl>
+    <w:tbl>
+      <w:tblPr>
+        <w:tblW w:type="pct" w:w="100%"/>
+        <w:tblBorders>
+          <w:top w:val="none" w:color="FFFFFF" w:sz="0"/>
+          <w:left w:val="none" w:color="FFFFFF" w:sz="0"/>
+          <w:bottom w:val="single" w:color="C7D2DD" w:sz="4"/>
+          <w:right w:val="none" w:color="FFFFFF" w:sz="0"/>
+          <w:insideH w:val="none" w:color="FFFFFF" w:sz="0"/>
+          <w:insideV w:val="none" w:color="FFFFFF" w:sz="0"/>
+        </w:tblBorders>
+      </w:tblPr>
+      <w:tblGrid>
+        <w:gridCol w:w="1800"/>
+        <w:gridCol w:w="7560"/>
+      </w:tblGrid>
+      <w:tr>
+        <w:trPr>
+          <w:cantSplit/>
+        </w:trPr>
+        <w:tc>
+          <w:tcPr>
+            <w:tcW w:type="dxa" w:w="1800"/>
+            <w:tcMar>
+              <w:top w:type="dxa" w:w="100"/>
+              <w:left w:type="dxa" w:w="40"/>
+              <w:bottom w:type="dxa" w:w="100"/>
+              <w:right w:type="dxa" w:w="120"/>
+            </w:tcMar>
+            <w:vAlign w:val="center"/>
+          </w:tcPr>
+          <w:p>
+            <w:pPr>
+              <w:spacing w:after="0"/>
+              <w:jc w:val="center"/>
+            </w:pPr>
+            <w:r>
+              <w:drawing>
+                <wp:inline distT="0" distB="0" distL="0" distR="0">
+                  <wp:extent cx="1047750" cy="790575"/>
+                  <wp:effectExtent t="0" r="0" b="0" l="0"/>
+                  <wp:docPr id="1" name="" descr="" title=""/>
+                  <wp:cNvGraphicFramePr>
+                    <a:graphicFrameLocks xmlns:a="http://schemas.openxmlformats.org/drawingml/2006/main" noChangeAspect="1"/>
+                  </wp:cNvGraphicFramePr>
+                  <a:graphic xmlns:a="http://schemas.openxmlformats.org/drawingml/2006/main">
+                    <a:graphicData uri="http://schemas.openxmlformats.org/drawingml/2006/picture">
+                      <pic:pic xmlns:pic="http://schemas.openxmlformats.org/drawingml/2006/picture">
+                        <pic:nvPicPr>
+                          <pic:cNvPr id="0" name="" descr=""/>
+                          <pic:cNvPicPr>
+                            <a:picLocks noChangeAspect="1" noChangeArrowheads="1"/>
+                          </pic:cNvPicPr>
+                        </pic:nvPicPr>
+                        <pic:blipFill>
+                          <a:blip r:embed="rId13" cstate="none"/>
+                          <a:srcRect/>
+                          <a:stretch>
+                            <a:fillRect/>
+                          </a:stretch>
+                        </pic:blipFill>
+                        <pic:spPr bwMode="auto">
+                          <a:xfrm>
+                            <a:off x="0" y="0"/>
+                            <a:ext cx="1047750" cy="790575"/>
+                          </a:xfrm>
+                          <a:prstGeom prst="rect">
+                            <a:avLst/>
+                          </a:prstGeom>
+                        </pic:spPr>
+                      </pic:pic>
+                    </a:graphicData>
+                  </a:graphic>
+                </wp:inline>
+              </w:drawing>
+            </w:r>
+          </w:p>
+        </w:tc>
+        <w:tc>
+          <w:tcPr>
+            <w:tcW w:type="dxa" w:w="7560"/>
+            <w:tcMar>
+              <w:top w:type="dxa" w:w="100"/>
+              <w:left w:type="dxa" w:w="40"/>
+              <w:bottom w:type="dxa" w:w="100"/>
+              <w:right w:type="dxa" w:w="40"/>
+            </w:tcMar>
+            <w:vAlign w:val="center"/>
+          </w:tcPr>
+          <w:p>
+            <w:pPr>
+              <w:spacing w:after="50"/>
+            </w:pPr>
+            <w:r>
+              <w:rPr>
+                <w:b/>
+                <w:bCs/>
+                <w:color w:val="12355B"/>
+                <w:sz w:val="24"/>
+                <w:szCs w:val="24"/>
+              </w:rPr>
+              <w:t xml:space="preserve">Constant</w:t>
+            </w:r>
+            <w:r>
+              <w:rPr>
+                <w:i/>
+                <w:iCs/>
+                <w:color w:val="5F6F80"/>
+                <w:sz w:val="19"/>
+                <w:szCs w:val="19"/>
+              </w:rPr>
+              <w:t xml:space="preserve">   Constante</w:t>
+            </w:r>
+          </w:p>
+          <w:p>
+            <w:pPr>
+              <w:spacing w:after="40"/>
+            </w:pPr>
+            <w:r>
+              <w:rPr>
+                <w:sz w:val="21"/>
+                <w:szCs w:val="21"/>
+              </w:rPr>
+              <w:t xml:space="preserve">A speed, price, or rate that stays the same.</w:t>
+            </w:r>
+          </w:p>
+          <w:p>
+            <w:pPr>
+              <w:spacing w:after="0"/>
+            </w:pPr>
+            <w:r>
+              <w:rPr>
+                <w:b/>
+                <w:bCs/>
+                <w:color w:val="1FA6A2"/>
+                <w:sz w:val="18"/>
+                <w:szCs w:val="18"/>
+              </w:rPr>
+              <w:t xml:space="preserve">Example:  </w:t>
+            </w:r>
+            <w:r>
+              <w:rPr>
+                <w:i/>
+                <w:iCs/>
+                <w:color w:val="5F6F80"/>
+                <w:sz w:val="18"/>
+                <w:szCs w:val="18"/>
+              </w:rPr>
+              <w:t xml:space="preserve">The same amount every hour.</w:t>
+            </w:r>
+          </w:p>
+        </w:tc>
+      </w:tr>
+    </w:tbl>
+    <w:tbl>
+      <w:tblPr>
+        <w:tblW w:type="pct" w:w="100%"/>
+        <w:tblBorders>
+          <w:top w:val="none" w:color="FFFFFF" w:sz="0"/>
+          <w:left w:val="none" w:color="FFFFFF" w:sz="0"/>
+          <w:bottom w:val="single" w:color="C7D2DD" w:sz="4"/>
+          <w:right w:val="none" w:color="FFFFFF" w:sz="0"/>
+          <w:insideH w:val="none" w:color="FFFFFF" w:sz="0"/>
+          <w:insideV w:val="none" w:color="FFFFFF" w:sz="0"/>
+        </w:tblBorders>
+      </w:tblPr>
+      <w:tblGrid>
+        <w:gridCol w:w="1800"/>
+        <w:gridCol w:w="7560"/>
+      </w:tblGrid>
+      <w:tr>
+        <w:trPr>
+          <w:cantSplit/>
+        </w:trPr>
+        <w:tc>
+          <w:tcPr>
+            <w:tcW w:type="dxa" w:w="1800"/>
+            <w:tcMar>
+              <w:top w:type="dxa" w:w="100"/>
+              <w:left w:type="dxa" w:w="40"/>
+              <w:bottom w:type="dxa" w:w="100"/>
+              <w:right w:type="dxa" w:w="120"/>
+            </w:tcMar>
+            <w:vAlign w:val="center"/>
+          </w:tcPr>
+          <w:p>
+            <w:pPr>
+              <w:spacing w:after="0"/>
+              <w:jc w:val="center"/>
+            </w:pPr>
+            <w:r>
+              <w:drawing>
+                <wp:inline distT="0" distB="0" distL="0" distR="0">
+                  <wp:extent cx="1047750" cy="790575"/>
+                  <wp:effectExtent t="0" r="0" b="0" l="0"/>
+                  <wp:docPr id="1" name="" descr="" title=""/>
+                  <wp:cNvGraphicFramePr>
+                    <a:graphicFrameLocks xmlns:a="http://schemas.openxmlformats.org/drawingml/2006/main" noChangeAspect="1"/>
+                  </wp:cNvGraphicFramePr>
+                  <a:graphic xmlns:a="http://schemas.openxmlformats.org/drawingml/2006/main">
+                    <a:graphicData uri="http://schemas.openxmlformats.org/drawingml/2006/picture">
+                      <pic:pic xmlns:pic="http://schemas.openxmlformats.org/drawingml/2006/picture">
+                        <pic:nvPicPr>
+                          <pic:cNvPr id="0" name="" descr=""/>
+                          <pic:cNvPicPr>
+                            <a:picLocks noChangeAspect="1" noChangeArrowheads="1"/>
+                          </pic:cNvPicPr>
+                        </pic:nvPicPr>
+                        <pic:blipFill>
+                          <a:blip r:embed="rId10" cstate="none"/>
+                          <a:srcRect/>
+                          <a:stretch>
+                            <a:fillRect/>
+                          </a:stretch>
+                        </pic:blipFill>
+                        <pic:spPr bwMode="auto">
+                          <a:xfrm>
+                            <a:off x="0" y="0"/>
+                            <a:ext cx="1047750" cy="790575"/>
+                          </a:xfrm>
+                          <a:prstGeom prst="rect">
+                            <a:avLst/>
+                          </a:prstGeom>
+                        </pic:spPr>
+                      </pic:pic>
+                    </a:graphicData>
+                  </a:graphic>
+                </wp:inline>
+              </w:drawing>
+            </w:r>
+          </w:p>
+        </w:tc>
+        <w:tc>
+          <w:tcPr>
+            <w:tcW w:type="dxa" w:w="7560"/>
+            <w:tcMar>
+              <w:top w:type="dxa" w:w="100"/>
+              <w:left w:type="dxa" w:w="40"/>
+              <w:bottom w:type="dxa" w:w="100"/>
+              <w:right w:type="dxa" w:w="40"/>
+            </w:tcMar>
+            <w:vAlign w:val="center"/>
+          </w:tcPr>
+          <w:p>
+            <w:pPr>
+              <w:spacing w:after="50"/>
+            </w:pPr>
+            <w:r>
+              <w:rPr>
+                <w:b/>
+                <w:bCs/>
+                <w:color w:val="12355B"/>
+                <w:sz w:val="24"/>
+                <w:szCs w:val="24"/>
+              </w:rPr>
+              <w:t xml:space="preserve">Total price</w:t>
+            </w:r>
+            <w:r>
+              <w:rPr>
+                <w:i/>
+                <w:iCs/>
+                <w:color w:val="5F6F80"/>
+                <w:sz w:val="19"/>
+                <w:szCs w:val="19"/>
+              </w:rPr>
+              <w:t xml:space="preserve">   Precio total</w:t>
+            </w:r>
+          </w:p>
+          <w:p>
+            <w:pPr>
+              <w:spacing w:after="40"/>
+            </w:pPr>
+            <w:r>
+              <w:rPr>
+                <w:sz w:val="21"/>
+                <w:szCs w:val="21"/>
+              </w:rPr>
+              <w:t xml:space="preserve">What the whole package costs, not the cost of one item.</w:t>
+            </w:r>
+          </w:p>
+          <w:p>
+            <w:pPr>
+              <w:spacing w:after="0"/>
+            </w:pPr>
+            <w:r>
+              <w:rPr>
+                <w:b/>
+                <w:bCs/>
+                <w:color w:val="1FA6A2"/>
+                <w:sz w:val="18"/>
+                <w:szCs w:val="18"/>
+              </w:rPr>
+              <w:t xml:space="preserve">Example:  </w:t>
+            </w:r>
+            <w:r>
+              <w:rPr>
+                <w:i/>
+                <w:iCs/>
+                <w:color w:val="5F6F80"/>
+                <w:sz w:val="18"/>
+                <w:szCs w:val="18"/>
+              </w:rPr>
+              <w:t xml:space="preserve">$9.60 for the whole bag.</w:t>
+            </w:r>
+          </w:p>
+        </w:tc>
+      </w:tr>
+    </w:tbl>
     <w:p>
       <w:pPr>
         <w:pStyle w:val="Heading1"/>
@@ -1587,7 +1895,7 @@
                 <w:sz w:val="21"/>
                 <w:szCs w:val="21"/>
               </w:rPr>
-              <w:t xml:space="preserve">Rates and Unit Rates      •      Rate      •      Unit Rate      •      Per      •      Ratio      •      Unit price      •      Better Buy      •      Divide</w:t>
+              <w:t xml:space="preserve">Rates and Unit Rates      •      Rate      •      Unit Rate      •      Per      •      Ratio      •      Unit price      •      Better Buy      •      Divide      •      Constant      •      Total price</w:t>
             </w:r>
           </w:p>
         </w:tc>
@@ -1923,6 +2231,80 @@
           <w:szCs w:val="22"/>
         </w:rPr>
         <w:t xml:space="preserve"> the price by the number of units.</w:t>
+      </w:r>
+    </w:p>
+    <w:p>
+      <w:pPr>
+        <w:keepLines/>
+        <w:spacing w:after="260" w:before="200"/>
+      </w:pPr>
+      <w:r>
+        <w:rPr>
+          <w:b/>
+          <w:bCs/>
+          <w:color w:val="12355B"/>
+          <w:sz w:val="22"/>
+          <w:szCs w:val="22"/>
+        </w:rPr>
+        <w:t xml:space="preserve">9.  </w:t>
+      </w:r>
+      <w:r>
+        <w:rPr>
+          <w:sz w:val="22"/>
+          <w:szCs w:val="22"/>
+        </w:rPr>
+        <w:t xml:space="preserve">A rate that never changes is </w:t>
+      </w:r>
+      <w:r>
+        <w:rPr>
+          <w:sz w:val="22"/>
+          <w:szCs w:val="22"/>
+        </w:rPr>
+        <w:t xml:space="preserve">________________</w:t>
+      </w:r>
+      <w:r>
+        <w:rPr>
+          <w:sz w:val="22"/>
+          <w:szCs w:val="22"/>
+        </w:rPr>
+        <w:t xml:space="preserve">.</w:t>
+      </w:r>
+    </w:p>
+    <w:p>
+      <w:pPr>
+        <w:keepLines/>
+        <w:spacing w:after="260" w:before="200"/>
+      </w:pPr>
+      <w:r>
+        <w:rPr>
+          <w:b/>
+          <w:bCs/>
+          <w:color w:val="12355B"/>
+          <w:sz w:val="22"/>
+          <w:szCs w:val="22"/>
+        </w:rPr>
+        <w:t xml:space="preserve">10.  </w:t>
+      </w:r>
+      <w:r>
+        <w:rPr>
+          <w:sz w:val="22"/>
+          <w:szCs w:val="22"/>
+        </w:rPr>
+        <w:t xml:space="preserve">The cost of the whole package is the </w:t>
+      </w:r>
+      <w:r>
+        <w:rPr>
+          <w:sz w:val="22"/>
+          <w:szCs w:val="22"/>
+        </w:rPr>
+        <w:t xml:space="preserve">________________</w:t>
+      </w:r>
+      <w:r>
+        <w:rPr>
+          <w:sz w:val="22"/>
+          <w:szCs w:val="22"/>
+        </w:rPr>
+        <w:t xml:space="preserve">.</w:t>
       </w:r>
     </w:p>
     <w:p>
@@ -2979,7 +3361,7 @@
           <w:sz w:val="20"/>
           <w:szCs w:val="20"/>
         </w:rPr>
-        <w:t xml:space="preserve">A)  $0.50 per game</w:t>
+        <w:t xml:space="preserve">A)  $0.45 per game</w:t>
       </w:r>
     </w:p>
     <w:p>
@@ -2992,7 +3374,7 @@
           <w:sz w:val="20"/>
           <w:szCs w:val="20"/>
         </w:rPr>
-        <w:t xml:space="preserve">B)  $0.45 per game</w:t>
+        <w:t xml:space="preserve">B)  $0.50 per game</w:t>
       </w:r>
     </w:p>
     <w:p>
@@ -3064,7 +3446,7 @@
           <w:sz w:val="21"/>
           <w:szCs w:val="21"/>
         </w:rPr>
-        <w:t xml:space="preserve">A. $0.50 per game</w:t>
+        <w:t xml:space="preserve">B. $0.50 per game</w:t>
       </w:r>
     </w:p>
     <w:p>
@@ -3147,7 +3529,7 @@
           <w:sz w:val="20"/>
           <w:szCs w:val="20"/>
         </w:rPr>
-        <w:t xml:space="preserve">A)  30 miles per gallon</w:t>
+        <w:t xml:space="preserve">A)  6 miles per gallon</w:t>
       </w:r>
     </w:p>
     <w:p>
@@ -3160,7 +3542,7 @@
           <w:sz w:val="20"/>
           <w:szCs w:val="20"/>
         </w:rPr>
-        <w:t xml:space="preserve">B)  6 miles per gallon</w:t>
+        <w:t xml:space="preserve">B)  30 miles per gallon</w:t>
       </w:r>
     </w:p>
     <w:p>
@@ -3173,7 +3555,7 @@
           <w:sz w:val="20"/>
           <w:szCs w:val="20"/>
         </w:rPr>
-        <w:t xml:space="preserve">C)  180 miles per gallon</w:t>
+        <w:t xml:space="preserve">C)  36 miles per gallon</w:t>
       </w:r>
     </w:p>
     <w:p>
@@ -3186,7 +3568,7 @@
           <w:sz w:val="20"/>
           <w:szCs w:val="20"/>
         </w:rPr>
-        <w:t xml:space="preserve">D)  36 miles per gallon</w:t>
+        <w:t xml:space="preserve">D)  180 miles per gallon</w:t>
       </w:r>
     </w:p>
     <w:p>
@@ -3916,7 +4298,7 @@
           <w:sz w:val="20"/>
           <w:szCs w:val="20"/>
         </w:rPr>
-        <w:t xml:space="preserve">A)  Pack A</w:t>
+        <w:t xml:space="preserve">A)  Pack B</w:t>
       </w:r>
     </w:p>
     <w:p>
@@ -3929,7 +4311,7 @@
           <w:sz w:val="20"/>
           <w:szCs w:val="20"/>
         </w:rPr>
-        <w:t xml:space="preserve">B)  Pack B</w:t>
+        <w:t xml:space="preserve">B)  Pack A</w:t>
       </w:r>
     </w:p>
     <w:p>
@@ -4209,7 +4591,7 @@
           <w:sz w:val="21"/>
           <w:szCs w:val="21"/>
         </w:rPr>
-        <w:t xml:space="preserve">A)  6 for $1.50 — $0.25 each</w:t>
+        <w:t xml:space="preserve">A)  10 for $2.80 — $0.28 each</w:t>
       </w:r>
     </w:p>
     <w:p>
@@ -4222,7 +4604,7 @@
           <w:sz w:val="21"/>
           <w:szCs w:val="21"/>
         </w:rPr>
-        <w:t xml:space="preserve">B)  10 for $2.80 — $0.28 each</w:t>
+        <w:t xml:space="preserve">B)  6 for $1.50 — $0.25 each</w:t>
       </w:r>
     </w:p>
     <w:p>
@@ -4482,6 +4864,48 @@
     </w:p>
     <w:p>
       <w:pPr>
+        <w:spacing w:after="80"/>
+      </w:pPr>
+      <w:r>
+        <w:rPr>
+          <w:b/>
+          <w:bCs/>
+          <w:sz w:val="21"/>
+          <w:szCs w:val="21"/>
+        </w:rPr>
+        <w:t xml:space="preserve">Notes 9:  </w:t>
+      </w:r>
+      <w:r>
+        <w:rPr>
+          <w:sz w:val="21"/>
+          <w:szCs w:val="21"/>
+        </w:rPr>
+        <w:t xml:space="preserve">Constant</w:t>
+      </w:r>
+    </w:p>
+    <w:p>
+      <w:pPr>
+        <w:spacing w:after="80"/>
+      </w:pPr>
+      <w:r>
+        <w:rPr>
+          <w:b/>
+          <w:bCs/>
+          <w:sz w:val="21"/>
+          <w:szCs w:val="21"/>
+        </w:rPr>
+        <w:t xml:space="preserve">Notes 10:  </w:t>
+      </w:r>
+      <w:r>
+        <w:rPr>
+          <w:sz w:val="21"/>
+          <w:szCs w:val="21"/>
+        </w:rPr>
+        <w:t xml:space="preserve">Total price</w:t>
+      </w:r>
+    </w:p>
+    <w:p>
+      <w:pPr>
         <w:pStyle w:val="Heading2"/>
         <w:spacing w:after="80" w:before="180"/>
       </w:pPr>
@@ -4514,7 +4938,7 @@
           <w:sz w:val="21"/>
           <w:szCs w:val="21"/>
         </w:rPr>
-        <w:t xml:space="preserve">A. $0.50 per game</w:t>
+        <w:t xml:space="preserve">B. $0.50 per game</w:t>
       </w:r>
     </w:p>
     <w:p>
@@ -4535,7 +4959,7 @@
           <w:sz w:val="21"/>
           <w:szCs w:val="21"/>
         </w:rPr>
-        <w:t xml:space="preserve">A. 30 miles per gallon</w:t>
+        <w:t xml:space="preserve">B. 30 miles per gallon</w:t>
       </w:r>
     </w:p>
     <w:p>
@@ -4613,7 +5037,7 @@
           <w:sz w:val="21"/>
           <w:szCs w:val="21"/>
         </w:rPr>
-        <w:t xml:space="preserve">A)  $0.75</w:t>
+        <w:t xml:space="preserve">B)  $0.75</w:t>
       </w:r>
       <w:r>
         <w:rPr>
@@ -4691,7 +5115,7 @@
           <w:sz w:val="21"/>
           <w:szCs w:val="21"/>
         </w:rPr>
-        <w:t xml:space="preserve">B)  Pack B</w:t>
+        <w:t xml:space="preserve">A)  Pack B</w:t>
       </w:r>
       <w:r>
         <w:rPr>
@@ -4760,7 +5184,7 @@
           <w:sz w:val="21"/>
           <w:szCs w:val="21"/>
         </w:rPr>
-        <w:t xml:space="preserve">A)  6 for $1.50 — $0.25 each</w:t>
+        <w:t xml:space="preserve">B)  6 for $1.50 — $0.25 each</w:t>
       </w:r>
       <w:r>
         <w:rPr>

--- a/lessons/3-2/downloads/3-2-notes-teacher-l2.docx
+++ b/lessons/3-2/downloads/3-2-notes-teacher-l2.docx
@@ -264,49 +264,269 @@
           <w:sz w:val="19"/>
           <w:szCs w:val="19"/>
         </w:rPr>
-        <w:t xml:space="preserve">Look at the picture, read the word, then read what it means.</w:t>
+        <w:t xml:space="preserve">Review each concept term, definition, non-example, and visual clue.</w:t>
       </w:r>
     </w:p>
     <w:tbl>
       <w:tblPr>
-        <w:tblW w:type="pct" w:w="100%"/>
+        <w:tblW w:type="dxa" w:w="9360"/>
         <w:tblBorders>
-          <w:top w:val="none" w:color="FFFFFF" w:sz="0"/>
-          <w:left w:val="none" w:color="FFFFFF" w:sz="0"/>
-          <w:bottom w:val="single" w:color="C7D2DD" w:sz="4"/>
-          <w:right w:val="none" w:color="FFFFFF" w:sz="0"/>
-          <w:insideH w:val="none" w:color="FFFFFF" w:sz="0"/>
-          <w:insideV w:val="none" w:color="FFFFFF" w:sz="0"/>
+          <w:top w:val="single" w:color="C7D2DD" w:sz="6"/>
+          <w:left w:val="single" w:color="C7D2DD" w:sz="6"/>
+          <w:bottom w:val="single" w:color="C7D2DD" w:sz="6"/>
+          <w:right w:val="single" w:color="C7D2DD" w:sz="6"/>
+          <w:insideH w:val="single" w:color="C7D2DD" w:sz="6"/>
+          <w:insideV w:val="single" w:color="C7D2DD" w:sz="6"/>
         </w:tblBorders>
       </w:tblPr>
       <w:tblGrid>
         <w:gridCol w:w="1800"/>
-        <w:gridCol w:w="7560"/>
+        <w:gridCol w:w="3160"/>
+        <w:gridCol w:w="2200"/>
+        <w:gridCol w:w="2200"/>
       </w:tblGrid>
       <w:tr>
         <w:trPr>
           <w:cantSplit/>
+          <w:tblHeader/>
         </w:trPr>
         <w:tc>
           <w:tcPr>
             <w:tcW w:type="dxa" w:w="1800"/>
-            <w:tcMar>
-              <w:top w:type="dxa" w:w="100"/>
-              <w:left w:type="dxa" w:w="40"/>
-              <w:bottom w:type="dxa" w:w="100"/>
-              <w:right w:type="dxa" w:w="120"/>
-            </w:tcMar>
-            <w:vAlign w:val="center"/>
+            <w:shd w:fill="EEF4F8" w:color="auto" w:val="clear"/>
+            <w:tcMar>
+              <w:top w:type="dxa" w:w="80"/>
+              <w:left w:type="dxa" w:w="100"/>
+              <w:bottom w:type="dxa" w:w="80"/>
+              <w:right w:type="dxa" w:w="100"/>
+            </w:tcMar>
           </w:tcPr>
           <w:p>
             <w:pPr>
               <w:spacing w:after="0"/>
+            </w:pPr>
+            <w:r>
+              <w:rPr>
+                <w:b/>
+                <w:bCs/>
+                <w:color w:val="12355B"/>
+                <w:sz w:val="19"/>
+                <w:szCs w:val="19"/>
+              </w:rPr>
+              <w:t xml:space="preserve">Concept Term</w:t>
+            </w:r>
+          </w:p>
+        </w:tc>
+        <w:tc>
+          <w:tcPr>
+            <w:tcW w:type="dxa" w:w="3160"/>
+            <w:shd w:fill="EEF4F8" w:color="auto" w:val="clear"/>
+            <w:tcMar>
+              <w:top w:type="dxa" w:w="80"/>
+              <w:left w:type="dxa" w:w="100"/>
+              <w:bottom w:type="dxa" w:w="80"/>
+              <w:right w:type="dxa" w:w="100"/>
+            </w:tcMar>
+          </w:tcPr>
+          <w:p>
+            <w:pPr>
+              <w:spacing w:after="0"/>
+            </w:pPr>
+            <w:r>
+              <w:rPr>
+                <w:b/>
+                <w:bCs/>
+                <w:color w:val="12355B"/>
+                <w:sz w:val="19"/>
+                <w:szCs w:val="19"/>
+              </w:rPr>
+              <w:t xml:space="preserve">Student-Friendly Definition</w:t>
+            </w:r>
+          </w:p>
+        </w:tc>
+        <w:tc>
+          <w:tcPr>
+            <w:tcW w:type="dxa" w:w="2200"/>
+            <w:shd w:fill="EEF4F8" w:color="auto" w:val="clear"/>
+            <w:tcMar>
+              <w:top w:type="dxa" w:w="80"/>
+              <w:left w:type="dxa" w:w="100"/>
+              <w:bottom w:type="dxa" w:w="80"/>
+              <w:right w:type="dxa" w:w="100"/>
+            </w:tcMar>
+          </w:tcPr>
+          <w:p>
+            <w:pPr>
+              <w:spacing w:after="0"/>
+            </w:pPr>
+            <w:r>
+              <w:rPr>
+                <w:b/>
+                <w:bCs/>
+                <w:color w:val="12355B"/>
+                <w:sz w:val="19"/>
+                <w:szCs w:val="19"/>
+              </w:rPr>
+              <w:t xml:space="preserve">Non-Example</w:t>
+            </w:r>
+          </w:p>
+        </w:tc>
+        <w:tc>
+          <w:tcPr>
+            <w:tcW w:type="dxa" w:w="2200"/>
+            <w:shd w:fill="EEF4F8" w:color="auto" w:val="clear"/>
+            <w:tcMar>
+              <w:top w:type="dxa" w:w="80"/>
+              <w:left w:type="dxa" w:w="100"/>
+              <w:bottom w:type="dxa" w:w="80"/>
+              <w:right w:type="dxa" w:w="100"/>
+            </w:tcMar>
+          </w:tcPr>
+          <w:p>
+            <w:pPr>
+              <w:spacing w:after="0"/>
+            </w:pPr>
+            <w:r>
+              <w:rPr>
+                <w:b/>
+                <w:bCs/>
+                <w:color w:val="12355B"/>
+                <w:sz w:val="19"/>
+                <w:szCs w:val="19"/>
+              </w:rPr>
+              <w:t xml:space="preserve">Visual Clue</w:t>
+            </w:r>
+          </w:p>
+        </w:tc>
+      </w:tr>
+      <w:tr>
+        <w:trPr>
+          <w:cantSplit/>
+        </w:trPr>
+        <w:tc>
+          <w:tcPr>
+            <w:tcW w:type="dxa" w:w="1800"/>
+            <w:tcMar>
+              <w:top w:type="dxa" w:w="80"/>
+              <w:left w:type="dxa" w:w="100"/>
+              <w:bottom w:type="dxa" w:w="80"/>
+              <w:right w:type="dxa" w:w="100"/>
+            </w:tcMar>
+            <w:vAlign w:val="top"/>
+          </w:tcPr>
+          <w:p>
+            <w:pPr>
+              <w:spacing w:after="30"/>
+            </w:pPr>
+            <w:r>
+              <w:rPr>
+                <w:b/>
+                <w:bCs/>
+                <w:color w:val="12355B"/>
+                <w:sz w:val="21"/>
+                <w:szCs w:val="21"/>
+              </w:rPr>
+              <w:t xml:space="preserve">Rates and Unit Rates</w:t>
+            </w:r>
+          </w:p>
+          <w:p>
+            <w:pPr>
+              <w:spacing w:after="0"/>
+            </w:pPr>
+            <w:r>
+              <w:rPr>
+                <w:i/>
+                <w:iCs/>
+                <w:color w:val="5F6F80"/>
+                <w:sz w:val="18"/>
+                <w:szCs w:val="18"/>
+              </w:rPr>
+              <w:t xml:space="preserve">Tasas y tasas unitarias</w:t>
+            </w:r>
+          </w:p>
+        </w:tc>
+        <w:tc>
+          <w:tcPr>
+            <w:tcW w:type="dxa" w:w="3160"/>
+            <w:tcMar>
+              <w:top w:type="dxa" w:w="80"/>
+              <w:left w:type="dxa" w:w="100"/>
+              <w:bottom w:type="dxa" w:w="80"/>
+              <w:right w:type="dxa" w:w="100"/>
+            </w:tcMar>
+            <w:vAlign w:val="top"/>
+          </w:tcPr>
+          <w:p>
+            <w:pPr>
+              <w:spacing w:after="0"/>
+            </w:pPr>
+            <w:r>
+              <w:rPr>
+                <w:sz w:val="20"/>
+                <w:szCs w:val="20"/>
+              </w:rPr>
+              <w:t xml:space="preserve">A rate compares different units; a unit rate compares a quantity to 1 unit.</w:t>
+            </w:r>
+          </w:p>
+        </w:tc>
+        <w:tc>
+          <w:tcPr>
+            <w:tcW w:type="dxa" w:w="2200"/>
+            <w:tcMar>
+              <w:top w:type="dxa" w:w="80"/>
+              <w:left w:type="dxa" w:w="100"/>
+              <w:bottom w:type="dxa" w:w="80"/>
+              <w:right w:type="dxa" w:w="100"/>
+            </w:tcMar>
+            <w:vAlign w:val="top"/>
+          </w:tcPr>
+          <w:p>
+            <w:pPr>
+              <w:spacing w:after="40"/>
+            </w:pPr>
+            <w:r>
+              <w:rPr>
+                <w:i/>
+                <w:iCs/>
+                <w:color w:val="5F6F80"/>
+                <w:sz w:val="19"/>
+                <w:szCs w:val="19"/>
+              </w:rPr>
+              <w:t xml:space="preserve">Not Rates and Unit Rates: write a counter-example that breaks the definition.</w:t>
+            </w:r>
+          </w:p>
+          <w:p>
+            <w:pPr>
+              <w:pBdr>
+                <w:bottom w:val="single" w:color="AFBECC" w:sz="6"/>
+              </w:pBdr>
+              <w:spacing w:after="30" w:before="150"/>
+            </w:pPr>
+            <w:r>
+              <w:t xml:space="preserve"/>
+            </w:r>
+          </w:p>
+        </w:tc>
+        <w:tc>
+          <w:tcPr>
+            <w:tcW w:type="dxa" w:w="2200"/>
+            <w:tcMar>
+              <w:top w:type="dxa" w:w="80"/>
+              <w:left w:type="dxa" w:w="100"/>
+              <w:bottom w:type="dxa" w:w="80"/>
+              <w:right w:type="dxa" w:w="100"/>
+            </w:tcMar>
+            <w:vAlign w:val="top"/>
+          </w:tcPr>
+          <w:p>
+            <w:pPr>
+              <w:spacing w:after="40"/>
               <w:jc w:val="center"/>
             </w:pPr>
             <w:r>
               <w:drawing>
                 <wp:inline distT="0" distB="0" distL="0" distR="0">
-                  <wp:extent cx="1047750" cy="790575"/>
+                  <wp:extent cx="876300" cy="657225"/>
                   <wp:effectExtent t="0" r="0" b="0" l="0"/>
                   <wp:docPr id="1" name="" descr="" title=""/>
                   <wp:cNvGraphicFramePr>
@@ -331,7 +551,7 @@
                         <pic:spPr bwMode="auto">
                           <a:xfrm>
                             <a:off x="0" y="0"/>
-                            <a:ext cx="1047750" cy="790575"/>
+                            <a:ext cx="876300" cy="657225"/>
                           </a:xfrm>
                           <a:prstGeom prst="rect">
                             <a:avLst/>
@@ -344,32 +564,108 @@
               </w:drawing>
             </w:r>
           </w:p>
-        </w:tc>
-        <w:tc>
-          <w:tcPr>
-            <w:tcW w:type="dxa" w:w="7560"/>
-            <w:tcMar>
-              <w:top w:type="dxa" w:w="100"/>
-              <w:left w:type="dxa" w:w="40"/>
-              <w:bottom w:type="dxa" w:w="100"/>
-              <w:right w:type="dxa" w:w="40"/>
-            </w:tcMar>
-            <w:vAlign w:val="center"/>
-          </w:tcPr>
-          <w:p>
-            <w:pPr>
-              <w:spacing w:after="50"/>
+          <w:p>
+            <w:pPr>
+              <w:spacing w:after="0"/>
+            </w:pPr>
+            <w:r>
+              <w:rPr>
+                <w:i/>
+                <w:iCs/>
+                <w:color w:val="5F6F80"/>
+                <w:sz w:val="18"/>
+                <w:szCs w:val="18"/>
+              </w:rPr>
+              <w:t xml:space="preserve">180 miles in 3 hours = 60 miles per 1 hour.</w:t>
+            </w:r>
+          </w:p>
+        </w:tc>
+      </w:tr>
+      <w:tr>
+        <w:trPr>
+          <w:cantSplit/>
+        </w:trPr>
+        <w:tc>
+          <w:tcPr>
+            <w:tcW w:type="dxa" w:w="1800"/>
+            <w:tcMar>
+              <w:top w:type="dxa" w:w="80"/>
+              <w:left w:type="dxa" w:w="100"/>
+              <w:bottom w:type="dxa" w:w="80"/>
+              <w:right w:type="dxa" w:w="100"/>
+            </w:tcMar>
+            <w:vAlign w:val="top"/>
+          </w:tcPr>
+          <w:p>
+            <w:pPr>
+              <w:spacing w:after="30"/>
             </w:pPr>
             <w:r>
               <w:rPr>
                 <w:b/>
                 <w:bCs/>
                 <w:color w:val="12355B"/>
-                <w:sz w:val="24"/>
-                <w:szCs w:val="24"/>
-              </w:rPr>
-              <w:t xml:space="preserve">Rates and Unit Rates</w:t>
-            </w:r>
+                <w:sz w:val="21"/>
+                <w:szCs w:val="21"/>
+              </w:rPr>
+              <w:t xml:space="preserve">Rate</w:t>
+            </w:r>
+          </w:p>
+          <w:p>
+            <w:pPr>
+              <w:spacing w:after="0"/>
+            </w:pPr>
+            <w:r>
+              <w:rPr>
+                <w:i/>
+                <w:iCs/>
+                <w:color w:val="5F6F80"/>
+                <w:sz w:val="18"/>
+                <w:szCs w:val="18"/>
+              </w:rPr>
+              <w:t xml:space="preserve">Tasa</w:t>
+            </w:r>
+          </w:p>
+        </w:tc>
+        <w:tc>
+          <w:tcPr>
+            <w:tcW w:type="dxa" w:w="3160"/>
+            <w:tcMar>
+              <w:top w:type="dxa" w:w="80"/>
+              <w:left w:type="dxa" w:w="100"/>
+              <w:bottom w:type="dxa" w:w="80"/>
+              <w:right w:type="dxa" w:w="100"/>
+            </w:tcMar>
+            <w:vAlign w:val="top"/>
+          </w:tcPr>
+          <w:p>
+            <w:pPr>
+              <w:spacing w:after="0"/>
+            </w:pPr>
+            <w:r>
+              <w:rPr>
+                <w:sz w:val="20"/>
+                <w:szCs w:val="20"/>
+              </w:rPr>
+              <w:t xml:space="preserve">A ratio comparing two amounts with different units, like miles per hour.</w:t>
+            </w:r>
+          </w:p>
+        </w:tc>
+        <w:tc>
+          <w:tcPr>
+            <w:tcW w:type="dxa" w:w="2200"/>
+            <w:tcMar>
+              <w:top w:type="dxa" w:w="80"/>
+              <w:left w:type="dxa" w:w="100"/>
+              <w:bottom w:type="dxa" w:w="80"/>
+              <w:right w:type="dxa" w:w="100"/>
+            </w:tcMar>
+            <w:vAlign w:val="top"/>
+          </w:tcPr>
+          <w:p>
+            <w:pPr>
+              <w:spacing w:after="40"/>
+            </w:pPr>
             <w:r>
               <w:rPr>
                 <w:i/>
@@ -378,89 +674,41 @@
                 <w:sz w:val="19"/>
                 <w:szCs w:val="19"/>
               </w:rPr>
-              <w:t xml:space="preserve">   Tasas y tasas unitarias</w:t>
-            </w:r>
-          </w:p>
+              <w:t xml:space="preserve">Not Rate: write a counter-example that breaks the definition.</w:t>
+            </w:r>
+          </w:p>
+          <w:p>
+            <w:pPr>
+              <w:pBdr>
+                <w:bottom w:val="single" w:color="AFBECC" w:sz="6"/>
+              </w:pBdr>
+              <w:spacing w:after="30" w:before="150"/>
+            </w:pPr>
+            <w:r>
+              <w:t xml:space="preserve"/>
+            </w:r>
+          </w:p>
+        </w:tc>
+        <w:tc>
+          <w:tcPr>
+            <w:tcW w:type="dxa" w:w="2200"/>
+            <w:tcMar>
+              <w:top w:type="dxa" w:w="80"/>
+              <w:left w:type="dxa" w:w="100"/>
+              <w:bottom w:type="dxa" w:w="80"/>
+              <w:right w:type="dxa" w:w="100"/>
+            </w:tcMar>
+            <w:vAlign w:val="top"/>
+          </w:tcPr>
           <w:p>
             <w:pPr>
               <w:spacing w:after="40"/>
-            </w:pPr>
-            <w:r>
-              <w:rPr>
-                <w:sz w:val="21"/>
-                <w:szCs w:val="21"/>
-              </w:rPr>
-              <w:t xml:space="preserve">A rate compares different units; a unit rate compares a quantity to 1 unit.</w:t>
-            </w:r>
-          </w:p>
-          <w:p>
-            <w:pPr>
-              <w:spacing w:after="0"/>
-            </w:pPr>
-            <w:r>
-              <w:rPr>
-                <w:b/>
-                <w:bCs/>
-                <w:color w:val="1FA6A2"/>
-                <w:sz w:val="18"/>
-                <w:szCs w:val="18"/>
-              </w:rPr>
-              <w:t xml:space="preserve">Example:  </w:t>
-            </w:r>
-            <w:r>
-              <w:rPr>
-                <w:i/>
-                <w:iCs/>
-                <w:color w:val="5F6F80"/>
-                <w:sz w:val="18"/>
-                <w:szCs w:val="18"/>
-              </w:rPr>
-              <w:t xml:space="preserve">180 miles in 3 hours = 60 miles per 1 hour.</w:t>
-            </w:r>
-          </w:p>
-        </w:tc>
-      </w:tr>
-    </w:tbl>
-    <w:tbl>
-      <w:tblPr>
-        <w:tblW w:type="pct" w:w="100%"/>
-        <w:tblBorders>
-          <w:top w:val="none" w:color="FFFFFF" w:sz="0"/>
-          <w:left w:val="none" w:color="FFFFFF" w:sz="0"/>
-          <w:bottom w:val="single" w:color="C7D2DD" w:sz="4"/>
-          <w:right w:val="none" w:color="FFFFFF" w:sz="0"/>
-          <w:insideH w:val="none" w:color="FFFFFF" w:sz="0"/>
-          <w:insideV w:val="none" w:color="FFFFFF" w:sz="0"/>
-        </w:tblBorders>
-      </w:tblPr>
-      <w:tblGrid>
-        <w:gridCol w:w="1800"/>
-        <w:gridCol w:w="7560"/>
-      </w:tblGrid>
-      <w:tr>
-        <w:trPr>
-          <w:cantSplit/>
-        </w:trPr>
-        <w:tc>
-          <w:tcPr>
-            <w:tcW w:type="dxa" w:w="1800"/>
-            <w:tcMar>
-              <w:top w:type="dxa" w:w="100"/>
-              <w:left w:type="dxa" w:w="40"/>
-              <w:bottom w:type="dxa" w:w="100"/>
-              <w:right w:type="dxa" w:w="120"/>
-            </w:tcMar>
-            <w:vAlign w:val="center"/>
-          </w:tcPr>
-          <w:p>
-            <w:pPr>
-              <w:spacing w:after="0"/>
               <w:jc w:val="center"/>
             </w:pPr>
             <w:r>
               <w:drawing>
                 <wp:inline distT="0" distB="0" distL="0" distR="0">
-                  <wp:extent cx="1047750" cy="790575"/>
+                  <wp:extent cx="876300" cy="657225"/>
                   <wp:effectExtent t="0" r="0" b="0" l="0"/>
                   <wp:docPr id="1" name="" descr="" title=""/>
                   <wp:cNvGraphicFramePr>
@@ -485,7 +733,7 @@
                         <pic:spPr bwMode="auto">
                           <a:xfrm>
                             <a:off x="0" y="0"/>
-                            <a:ext cx="1047750" cy="790575"/>
+                            <a:ext cx="876300" cy="657225"/>
                           </a:xfrm>
                           <a:prstGeom prst="rect">
                             <a:avLst/>
@@ -498,32 +746,108 @@
               </w:drawing>
             </w:r>
           </w:p>
-        </w:tc>
-        <w:tc>
-          <w:tcPr>
-            <w:tcW w:type="dxa" w:w="7560"/>
-            <w:tcMar>
-              <w:top w:type="dxa" w:w="100"/>
-              <w:left w:type="dxa" w:w="40"/>
-              <w:bottom w:type="dxa" w:w="100"/>
-              <w:right w:type="dxa" w:w="40"/>
-            </w:tcMar>
-            <w:vAlign w:val="center"/>
-          </w:tcPr>
-          <w:p>
-            <w:pPr>
-              <w:spacing w:after="50"/>
+          <w:p>
+            <w:pPr>
+              <w:spacing w:after="0"/>
+            </w:pPr>
+            <w:r>
+              <w:rPr>
+                <w:i/>
+                <w:iCs/>
+                <w:color w:val="5F6F80"/>
+                <w:sz w:val="18"/>
+                <w:szCs w:val="18"/>
+              </w:rPr>
+              <w:t xml:space="preserve">$12 for 4 games is a rate</w:t>
+            </w:r>
+          </w:p>
+        </w:tc>
+      </w:tr>
+      <w:tr>
+        <w:trPr>
+          <w:cantSplit/>
+        </w:trPr>
+        <w:tc>
+          <w:tcPr>
+            <w:tcW w:type="dxa" w:w="1800"/>
+            <w:tcMar>
+              <w:top w:type="dxa" w:w="80"/>
+              <w:left w:type="dxa" w:w="100"/>
+              <w:bottom w:type="dxa" w:w="80"/>
+              <w:right w:type="dxa" w:w="100"/>
+            </w:tcMar>
+            <w:vAlign w:val="top"/>
+          </w:tcPr>
+          <w:p>
+            <w:pPr>
+              <w:spacing w:after="30"/>
             </w:pPr>
             <w:r>
               <w:rPr>
                 <w:b/>
                 <w:bCs/>
                 <w:color w:val="12355B"/>
-                <w:sz w:val="24"/>
-                <w:szCs w:val="24"/>
-              </w:rPr>
-              <w:t xml:space="preserve">Rate</w:t>
-            </w:r>
+                <w:sz w:val="21"/>
+                <w:szCs w:val="21"/>
+              </w:rPr>
+              <w:t xml:space="preserve">Unit Rate</w:t>
+            </w:r>
+          </w:p>
+          <w:p>
+            <w:pPr>
+              <w:spacing w:after="0"/>
+            </w:pPr>
+            <w:r>
+              <w:rPr>
+                <w:i/>
+                <w:iCs/>
+                <w:color w:val="5F6F80"/>
+                <w:sz w:val="18"/>
+                <w:szCs w:val="18"/>
+              </w:rPr>
+              <w:t xml:space="preserve">Tasa unitaria</w:t>
+            </w:r>
+          </w:p>
+        </w:tc>
+        <w:tc>
+          <w:tcPr>
+            <w:tcW w:type="dxa" w:w="3160"/>
+            <w:tcMar>
+              <w:top w:type="dxa" w:w="80"/>
+              <w:left w:type="dxa" w:w="100"/>
+              <w:bottom w:type="dxa" w:w="80"/>
+              <w:right w:type="dxa" w:w="100"/>
+            </w:tcMar>
+            <w:vAlign w:val="top"/>
+          </w:tcPr>
+          <w:p>
+            <w:pPr>
+              <w:spacing w:after="0"/>
+            </w:pPr>
+            <w:r>
+              <w:rPr>
+                <w:sz w:val="20"/>
+                <w:szCs w:val="20"/>
+              </w:rPr>
+              <w:t xml:space="preserve">A rate for just 1 of something, like cost for 1 item.</w:t>
+            </w:r>
+          </w:p>
+        </w:tc>
+        <w:tc>
+          <w:tcPr>
+            <w:tcW w:type="dxa" w:w="2200"/>
+            <w:tcMar>
+              <w:top w:type="dxa" w:w="80"/>
+              <w:left w:type="dxa" w:w="100"/>
+              <w:bottom w:type="dxa" w:w="80"/>
+              <w:right w:type="dxa" w:w="100"/>
+            </w:tcMar>
+            <w:vAlign w:val="top"/>
+          </w:tcPr>
+          <w:p>
+            <w:pPr>
+              <w:spacing w:after="40"/>
+            </w:pPr>
             <w:r>
               <w:rPr>
                 <w:i/>
@@ -532,89 +856,41 @@
                 <w:sz w:val="19"/>
                 <w:szCs w:val="19"/>
               </w:rPr>
-              <w:t xml:space="preserve">   Tasa</w:t>
-            </w:r>
-          </w:p>
+              <w:t xml:space="preserve">Not Unit Rate: write a counter-example that breaks the definition.</w:t>
+            </w:r>
+          </w:p>
+          <w:p>
+            <w:pPr>
+              <w:pBdr>
+                <w:bottom w:val="single" w:color="AFBECC" w:sz="6"/>
+              </w:pBdr>
+              <w:spacing w:after="30" w:before="150"/>
+            </w:pPr>
+            <w:r>
+              <w:t xml:space="preserve"/>
+            </w:r>
+          </w:p>
+        </w:tc>
+        <w:tc>
+          <w:tcPr>
+            <w:tcW w:type="dxa" w:w="2200"/>
+            <w:tcMar>
+              <w:top w:type="dxa" w:w="80"/>
+              <w:left w:type="dxa" w:w="100"/>
+              <w:bottom w:type="dxa" w:w="80"/>
+              <w:right w:type="dxa" w:w="100"/>
+            </w:tcMar>
+            <w:vAlign w:val="top"/>
+          </w:tcPr>
           <w:p>
             <w:pPr>
               <w:spacing w:after="40"/>
-            </w:pPr>
-            <w:r>
-              <w:rPr>
-                <w:sz w:val="21"/>
-                <w:szCs w:val="21"/>
-              </w:rPr>
-              <w:t xml:space="preserve">A ratio comparing two amounts with different units, like miles per hour.</w:t>
-            </w:r>
-          </w:p>
-          <w:p>
-            <w:pPr>
-              <w:spacing w:after="0"/>
-            </w:pPr>
-            <w:r>
-              <w:rPr>
-                <w:b/>
-                <w:bCs/>
-                <w:color w:val="1FA6A2"/>
-                <w:sz w:val="18"/>
-                <w:szCs w:val="18"/>
-              </w:rPr>
-              <w:t xml:space="preserve">Example:  </w:t>
-            </w:r>
-            <w:r>
-              <w:rPr>
-                <w:i/>
-                <w:iCs/>
-                <w:color w:val="5F6F80"/>
-                <w:sz w:val="18"/>
-                <w:szCs w:val="18"/>
-              </w:rPr>
-              <w:t xml:space="preserve">$12 for 4 games is a rate</w:t>
-            </w:r>
-          </w:p>
-        </w:tc>
-      </w:tr>
-    </w:tbl>
-    <w:tbl>
-      <w:tblPr>
-        <w:tblW w:type="pct" w:w="100%"/>
-        <w:tblBorders>
-          <w:top w:val="none" w:color="FFFFFF" w:sz="0"/>
-          <w:left w:val="none" w:color="FFFFFF" w:sz="0"/>
-          <w:bottom w:val="single" w:color="C7D2DD" w:sz="4"/>
-          <w:right w:val="none" w:color="FFFFFF" w:sz="0"/>
-          <w:insideH w:val="none" w:color="FFFFFF" w:sz="0"/>
-          <w:insideV w:val="none" w:color="FFFFFF" w:sz="0"/>
-        </w:tblBorders>
-      </w:tblPr>
-      <w:tblGrid>
-        <w:gridCol w:w="1800"/>
-        <w:gridCol w:w="7560"/>
-      </w:tblGrid>
-      <w:tr>
-        <w:trPr>
-          <w:cantSplit/>
-        </w:trPr>
-        <w:tc>
-          <w:tcPr>
-            <w:tcW w:type="dxa" w:w="1800"/>
-            <w:tcMar>
-              <w:top w:type="dxa" w:w="100"/>
-              <w:left w:type="dxa" w:w="40"/>
-              <w:bottom w:type="dxa" w:w="100"/>
-              <w:right w:type="dxa" w:w="120"/>
-            </w:tcMar>
-            <w:vAlign w:val="center"/>
-          </w:tcPr>
-          <w:p>
-            <w:pPr>
-              <w:spacing w:after="0"/>
               <w:jc w:val="center"/>
             </w:pPr>
             <w:r>
               <w:drawing>
                 <wp:inline distT="0" distB="0" distL="0" distR="0">
-                  <wp:extent cx="1047750" cy="790575"/>
+                  <wp:extent cx="876300" cy="657225"/>
                   <wp:effectExtent t="0" r="0" b="0" l="0"/>
                   <wp:docPr id="1" name="" descr="" title=""/>
                   <wp:cNvGraphicFramePr>
@@ -639,7 +915,7 @@
                         <pic:spPr bwMode="auto">
                           <a:xfrm>
                             <a:off x="0" y="0"/>
-                            <a:ext cx="1047750" cy="790575"/>
+                            <a:ext cx="876300" cy="657225"/>
                           </a:xfrm>
                           <a:prstGeom prst="rect">
                             <a:avLst/>
@@ -652,32 +928,108 @@
               </w:drawing>
             </w:r>
           </w:p>
-        </w:tc>
-        <w:tc>
-          <w:tcPr>
-            <w:tcW w:type="dxa" w:w="7560"/>
-            <w:tcMar>
-              <w:top w:type="dxa" w:w="100"/>
-              <w:left w:type="dxa" w:w="40"/>
-              <w:bottom w:type="dxa" w:w="100"/>
-              <w:right w:type="dxa" w:w="40"/>
-            </w:tcMar>
-            <w:vAlign w:val="center"/>
-          </w:tcPr>
-          <w:p>
-            <w:pPr>
-              <w:spacing w:after="50"/>
+          <w:p>
+            <w:pPr>
+              <w:spacing w:after="0"/>
+            </w:pPr>
+            <w:r>
+              <w:rPr>
+                <w:i/>
+                <w:iCs/>
+                <w:color w:val="5F6F80"/>
+                <w:sz w:val="18"/>
+                <w:szCs w:val="18"/>
+              </w:rPr>
+              <w:t xml:space="preserve">$3 per 1 game</w:t>
+            </w:r>
+          </w:p>
+        </w:tc>
+      </w:tr>
+      <w:tr>
+        <w:trPr>
+          <w:cantSplit/>
+        </w:trPr>
+        <w:tc>
+          <w:tcPr>
+            <w:tcW w:type="dxa" w:w="1800"/>
+            <w:tcMar>
+              <w:top w:type="dxa" w:w="80"/>
+              <w:left w:type="dxa" w:w="100"/>
+              <w:bottom w:type="dxa" w:w="80"/>
+              <w:right w:type="dxa" w:w="100"/>
+            </w:tcMar>
+            <w:vAlign w:val="top"/>
+          </w:tcPr>
+          <w:p>
+            <w:pPr>
+              <w:spacing w:after="30"/>
             </w:pPr>
             <w:r>
               <w:rPr>
                 <w:b/>
                 <w:bCs/>
                 <w:color w:val="12355B"/>
-                <w:sz w:val="24"/>
-                <w:szCs w:val="24"/>
-              </w:rPr>
-              <w:t xml:space="preserve">Unit Rate</w:t>
-            </w:r>
+                <w:sz w:val="21"/>
+                <w:szCs w:val="21"/>
+              </w:rPr>
+              <w:t xml:space="preserve">Per</w:t>
+            </w:r>
+          </w:p>
+          <w:p>
+            <w:pPr>
+              <w:spacing w:after="0"/>
+            </w:pPr>
+            <w:r>
+              <w:rPr>
+                <w:i/>
+                <w:iCs/>
+                <w:color w:val="5F6F80"/>
+                <w:sz w:val="18"/>
+                <w:szCs w:val="18"/>
+              </w:rPr>
+              <w:t xml:space="preserve">Por</w:t>
+            </w:r>
+          </w:p>
+        </w:tc>
+        <w:tc>
+          <w:tcPr>
+            <w:tcW w:type="dxa" w:w="3160"/>
+            <w:tcMar>
+              <w:top w:type="dxa" w:w="80"/>
+              <w:left w:type="dxa" w:w="100"/>
+              <w:bottom w:type="dxa" w:w="80"/>
+              <w:right w:type="dxa" w:w="100"/>
+            </w:tcMar>
+            <w:vAlign w:val="top"/>
+          </w:tcPr>
+          <w:p>
+            <w:pPr>
+              <w:spacing w:after="0"/>
+            </w:pPr>
+            <w:r>
+              <w:rPr>
+                <w:sz w:val="20"/>
+                <w:szCs w:val="20"/>
+              </w:rPr>
+              <w:t xml:space="preserve">For each one. Example: 5 dollars per book.</w:t>
+            </w:r>
+          </w:p>
+        </w:tc>
+        <w:tc>
+          <w:tcPr>
+            <w:tcW w:type="dxa" w:w="2200"/>
+            <w:tcMar>
+              <w:top w:type="dxa" w:w="80"/>
+              <w:left w:type="dxa" w:w="100"/>
+              <w:bottom w:type="dxa" w:w="80"/>
+              <w:right w:type="dxa" w:w="100"/>
+            </w:tcMar>
+            <w:vAlign w:val="top"/>
+          </w:tcPr>
+          <w:p>
+            <w:pPr>
+              <w:spacing w:after="40"/>
+            </w:pPr>
             <w:r>
               <w:rPr>
                 <w:i/>
@@ -686,89 +1038,41 @@
                 <w:sz w:val="19"/>
                 <w:szCs w:val="19"/>
               </w:rPr>
-              <w:t xml:space="preserve">   Tasa unitaria</w:t>
-            </w:r>
-          </w:p>
+              <w:t xml:space="preserve">Not Per: write a counter-example that breaks the definition.</w:t>
+            </w:r>
+          </w:p>
+          <w:p>
+            <w:pPr>
+              <w:pBdr>
+                <w:bottom w:val="single" w:color="AFBECC" w:sz="6"/>
+              </w:pBdr>
+              <w:spacing w:after="30" w:before="150"/>
+            </w:pPr>
+            <w:r>
+              <w:t xml:space="preserve"/>
+            </w:r>
+          </w:p>
+        </w:tc>
+        <w:tc>
+          <w:tcPr>
+            <w:tcW w:type="dxa" w:w="2200"/>
+            <w:tcMar>
+              <w:top w:type="dxa" w:w="80"/>
+              <w:left w:type="dxa" w:w="100"/>
+              <w:bottom w:type="dxa" w:w="80"/>
+              <w:right w:type="dxa" w:w="100"/>
+            </w:tcMar>
+            <w:vAlign w:val="top"/>
+          </w:tcPr>
           <w:p>
             <w:pPr>
               <w:spacing w:after="40"/>
-            </w:pPr>
-            <w:r>
-              <w:rPr>
-                <w:sz w:val="21"/>
-                <w:szCs w:val="21"/>
-              </w:rPr>
-              <w:t xml:space="preserve">A rate for just 1 of something, like cost for 1 item.</w:t>
-            </w:r>
-          </w:p>
-          <w:p>
-            <w:pPr>
-              <w:spacing w:after="0"/>
-            </w:pPr>
-            <w:r>
-              <w:rPr>
-                <w:b/>
-                <w:bCs/>
-                <w:color w:val="1FA6A2"/>
-                <w:sz w:val="18"/>
-                <w:szCs w:val="18"/>
-              </w:rPr>
-              <w:t xml:space="preserve">Example:  </w:t>
-            </w:r>
-            <w:r>
-              <w:rPr>
-                <w:i/>
-                <w:iCs/>
-                <w:color w:val="5F6F80"/>
-                <w:sz w:val="18"/>
-                <w:szCs w:val="18"/>
-              </w:rPr>
-              <w:t xml:space="preserve">$3 per 1 game</w:t>
-            </w:r>
-          </w:p>
-        </w:tc>
-      </w:tr>
-    </w:tbl>
-    <w:tbl>
-      <w:tblPr>
-        <w:tblW w:type="pct" w:w="100%"/>
-        <w:tblBorders>
-          <w:top w:val="none" w:color="FFFFFF" w:sz="0"/>
-          <w:left w:val="none" w:color="FFFFFF" w:sz="0"/>
-          <w:bottom w:val="single" w:color="C7D2DD" w:sz="4"/>
-          <w:right w:val="none" w:color="FFFFFF" w:sz="0"/>
-          <w:insideH w:val="none" w:color="FFFFFF" w:sz="0"/>
-          <w:insideV w:val="none" w:color="FFFFFF" w:sz="0"/>
-        </w:tblBorders>
-      </w:tblPr>
-      <w:tblGrid>
-        <w:gridCol w:w="1800"/>
-        <w:gridCol w:w="7560"/>
-      </w:tblGrid>
-      <w:tr>
-        <w:trPr>
-          <w:cantSplit/>
-        </w:trPr>
-        <w:tc>
-          <w:tcPr>
-            <w:tcW w:type="dxa" w:w="1800"/>
-            <w:tcMar>
-              <w:top w:type="dxa" w:w="100"/>
-              <w:left w:type="dxa" w:w="40"/>
-              <w:bottom w:type="dxa" w:w="100"/>
-              <w:right w:type="dxa" w:w="120"/>
-            </w:tcMar>
-            <w:vAlign w:val="center"/>
-          </w:tcPr>
-          <w:p>
-            <w:pPr>
-              <w:spacing w:after="0"/>
               <w:jc w:val="center"/>
             </w:pPr>
             <w:r>
               <w:drawing>
                 <wp:inline distT="0" distB="0" distL="0" distR="0">
-                  <wp:extent cx="1047750" cy="790575"/>
+                  <wp:extent cx="876300" cy="657225"/>
                   <wp:effectExtent t="0" r="0" b="0" l="0"/>
                   <wp:docPr id="1" name="" descr="" title=""/>
                   <wp:cNvGraphicFramePr>
@@ -793,7 +1097,7 @@
                         <pic:spPr bwMode="auto">
                           <a:xfrm>
                             <a:off x="0" y="0"/>
-                            <a:ext cx="1047750" cy="790575"/>
+                            <a:ext cx="876300" cy="657225"/>
                           </a:xfrm>
                           <a:prstGeom prst="rect">
                             <a:avLst/>
@@ -806,32 +1110,108 @@
               </w:drawing>
             </w:r>
           </w:p>
-        </w:tc>
-        <w:tc>
-          <w:tcPr>
-            <w:tcW w:type="dxa" w:w="7560"/>
-            <w:tcMar>
-              <w:top w:type="dxa" w:w="100"/>
-              <w:left w:type="dxa" w:w="40"/>
-              <w:bottom w:type="dxa" w:w="100"/>
-              <w:right w:type="dxa" w:w="40"/>
-            </w:tcMar>
-            <w:vAlign w:val="center"/>
-          </w:tcPr>
-          <w:p>
-            <w:pPr>
-              <w:spacing w:after="50"/>
+          <w:p>
+            <w:pPr>
+              <w:spacing w:after="0"/>
+            </w:pPr>
+            <w:r>
+              <w:rPr>
+                <w:i/>
+                <w:iCs/>
+                <w:color w:val="5F6F80"/>
+                <w:sz w:val="18"/>
+                <w:szCs w:val="18"/>
+              </w:rPr>
+              <w:t xml:space="preserve">60 miles per hour means 60 miles for every 1 hour</w:t>
+            </w:r>
+          </w:p>
+        </w:tc>
+      </w:tr>
+      <w:tr>
+        <w:trPr>
+          <w:cantSplit/>
+        </w:trPr>
+        <w:tc>
+          <w:tcPr>
+            <w:tcW w:type="dxa" w:w="1800"/>
+            <w:tcMar>
+              <w:top w:type="dxa" w:w="80"/>
+              <w:left w:type="dxa" w:w="100"/>
+              <w:bottom w:type="dxa" w:w="80"/>
+              <w:right w:type="dxa" w:w="100"/>
+            </w:tcMar>
+            <w:vAlign w:val="top"/>
+          </w:tcPr>
+          <w:p>
+            <w:pPr>
+              <w:spacing w:after="30"/>
             </w:pPr>
             <w:r>
               <w:rPr>
                 <w:b/>
                 <w:bCs/>
                 <w:color w:val="12355B"/>
-                <w:sz w:val="24"/>
-                <w:szCs w:val="24"/>
-              </w:rPr>
-              <w:t xml:space="preserve">Per</w:t>
-            </w:r>
+                <w:sz w:val="21"/>
+                <w:szCs w:val="21"/>
+              </w:rPr>
+              <w:t xml:space="preserve">Ratio</w:t>
+            </w:r>
+          </w:p>
+          <w:p>
+            <w:pPr>
+              <w:spacing w:after="0"/>
+            </w:pPr>
+            <w:r>
+              <w:rPr>
+                <w:i/>
+                <w:iCs/>
+                <w:color w:val="5F6F80"/>
+                <w:sz w:val="18"/>
+                <w:szCs w:val="18"/>
+              </w:rPr>
+              <w:t xml:space="preserve">Razón</w:t>
+            </w:r>
+          </w:p>
+        </w:tc>
+        <w:tc>
+          <w:tcPr>
+            <w:tcW w:type="dxa" w:w="3160"/>
+            <w:tcMar>
+              <w:top w:type="dxa" w:w="80"/>
+              <w:left w:type="dxa" w:w="100"/>
+              <w:bottom w:type="dxa" w:w="80"/>
+              <w:right w:type="dxa" w:w="100"/>
+            </w:tcMar>
+            <w:vAlign w:val="top"/>
+          </w:tcPr>
+          <w:p>
+            <w:pPr>
+              <w:spacing w:after="0"/>
+            </w:pPr>
+            <w:r>
+              <w:rPr>
+                <w:sz w:val="20"/>
+                <w:szCs w:val="20"/>
+              </w:rPr>
+              <w:t xml:space="preserve">A way to compare two amounts, like 3 to 2.</w:t>
+            </w:r>
+          </w:p>
+        </w:tc>
+        <w:tc>
+          <w:tcPr>
+            <w:tcW w:type="dxa" w:w="2200"/>
+            <w:tcMar>
+              <w:top w:type="dxa" w:w="80"/>
+              <w:left w:type="dxa" w:w="100"/>
+              <w:bottom w:type="dxa" w:w="80"/>
+              <w:right w:type="dxa" w:w="100"/>
+            </w:tcMar>
+            <w:vAlign w:val="top"/>
+          </w:tcPr>
+          <w:p>
+            <w:pPr>
+              <w:spacing w:after="40"/>
+            </w:pPr>
             <w:r>
               <w:rPr>
                 <w:i/>
@@ -840,89 +1220,41 @@
                 <w:sz w:val="19"/>
                 <w:szCs w:val="19"/>
               </w:rPr>
-              <w:t xml:space="preserve">   Por</w:t>
-            </w:r>
-          </w:p>
+              <w:t xml:space="preserve">Not Ratio: write a counter-example that breaks the definition.</w:t>
+            </w:r>
+          </w:p>
+          <w:p>
+            <w:pPr>
+              <w:pBdr>
+                <w:bottom w:val="single" w:color="AFBECC" w:sz="6"/>
+              </w:pBdr>
+              <w:spacing w:after="30" w:before="150"/>
+            </w:pPr>
+            <w:r>
+              <w:t xml:space="preserve"/>
+            </w:r>
+          </w:p>
+        </w:tc>
+        <w:tc>
+          <w:tcPr>
+            <w:tcW w:type="dxa" w:w="2200"/>
+            <w:tcMar>
+              <w:top w:type="dxa" w:w="80"/>
+              <w:left w:type="dxa" w:w="100"/>
+              <w:bottom w:type="dxa" w:w="80"/>
+              <w:right w:type="dxa" w:w="100"/>
+            </w:tcMar>
+            <w:vAlign w:val="top"/>
+          </w:tcPr>
           <w:p>
             <w:pPr>
               <w:spacing w:after="40"/>
-            </w:pPr>
-            <w:r>
-              <w:rPr>
-                <w:sz w:val="21"/>
-                <w:szCs w:val="21"/>
-              </w:rPr>
-              <w:t xml:space="preserve">For each one. Example: 5 dollars per book.</w:t>
-            </w:r>
-          </w:p>
-          <w:p>
-            <w:pPr>
-              <w:spacing w:after="0"/>
-            </w:pPr>
-            <w:r>
-              <w:rPr>
-                <w:b/>
-                <w:bCs/>
-                <w:color w:val="1FA6A2"/>
-                <w:sz w:val="18"/>
-                <w:szCs w:val="18"/>
-              </w:rPr>
-              <w:t xml:space="preserve">Example:  </w:t>
-            </w:r>
-            <w:r>
-              <w:rPr>
-                <w:i/>
-                <w:iCs/>
-                <w:color w:val="5F6F80"/>
-                <w:sz w:val="18"/>
-                <w:szCs w:val="18"/>
-              </w:rPr>
-              <w:t xml:space="preserve">60 miles per hour means 60 miles for every 1 hour</w:t>
-            </w:r>
-          </w:p>
-        </w:tc>
-      </w:tr>
-    </w:tbl>
-    <w:tbl>
-      <w:tblPr>
-        <w:tblW w:type="pct" w:w="100%"/>
-        <w:tblBorders>
-          <w:top w:val="none" w:color="FFFFFF" w:sz="0"/>
-          <w:left w:val="none" w:color="FFFFFF" w:sz="0"/>
-          <w:bottom w:val="single" w:color="C7D2DD" w:sz="4"/>
-          <w:right w:val="none" w:color="FFFFFF" w:sz="0"/>
-          <w:insideH w:val="none" w:color="FFFFFF" w:sz="0"/>
-          <w:insideV w:val="none" w:color="FFFFFF" w:sz="0"/>
-        </w:tblBorders>
-      </w:tblPr>
-      <w:tblGrid>
-        <w:gridCol w:w="1800"/>
-        <w:gridCol w:w="7560"/>
-      </w:tblGrid>
-      <w:tr>
-        <w:trPr>
-          <w:cantSplit/>
-        </w:trPr>
-        <w:tc>
-          <w:tcPr>
-            <w:tcW w:type="dxa" w:w="1800"/>
-            <w:tcMar>
-              <w:top w:type="dxa" w:w="100"/>
-              <w:left w:type="dxa" w:w="40"/>
-              <w:bottom w:type="dxa" w:w="100"/>
-              <w:right w:type="dxa" w:w="120"/>
-            </w:tcMar>
-            <w:vAlign w:val="center"/>
-          </w:tcPr>
-          <w:p>
-            <w:pPr>
-              <w:spacing w:after="0"/>
               <w:jc w:val="center"/>
             </w:pPr>
             <w:r>
               <w:drawing>
                 <wp:inline distT="0" distB="0" distL="0" distR="0">
-                  <wp:extent cx="1047750" cy="790575"/>
+                  <wp:extent cx="876300" cy="657225"/>
                   <wp:effectExtent t="0" r="0" b="0" l="0"/>
                   <wp:docPr id="1" name="" descr="" title=""/>
                   <wp:cNvGraphicFramePr>
@@ -947,7 +1279,7 @@
                         <pic:spPr bwMode="auto">
                           <a:xfrm>
                             <a:off x="0" y="0"/>
-                            <a:ext cx="1047750" cy="790575"/>
+                            <a:ext cx="876300" cy="657225"/>
                           </a:xfrm>
                           <a:prstGeom prst="rect">
                             <a:avLst/>
@@ -960,32 +1292,108 @@
               </w:drawing>
             </w:r>
           </w:p>
-        </w:tc>
-        <w:tc>
-          <w:tcPr>
-            <w:tcW w:type="dxa" w:w="7560"/>
-            <w:tcMar>
-              <w:top w:type="dxa" w:w="100"/>
-              <w:left w:type="dxa" w:w="40"/>
-              <w:bottom w:type="dxa" w:w="100"/>
-              <w:right w:type="dxa" w:w="40"/>
-            </w:tcMar>
-            <w:vAlign w:val="center"/>
-          </w:tcPr>
-          <w:p>
-            <w:pPr>
-              <w:spacing w:after="50"/>
+          <w:p>
+            <w:pPr>
+              <w:spacing w:after="0"/>
+            </w:pPr>
+            <w:r>
+              <w:rPr>
+                <w:i/>
+                <w:iCs/>
+                <w:color w:val="5F6F80"/>
+                <w:sz w:val="18"/>
+                <w:szCs w:val="18"/>
+              </w:rPr>
+              <w:t xml:space="preserve">5 to 3 or 5:3</w:t>
+            </w:r>
+          </w:p>
+        </w:tc>
+      </w:tr>
+      <w:tr>
+        <w:trPr>
+          <w:cantSplit/>
+        </w:trPr>
+        <w:tc>
+          <w:tcPr>
+            <w:tcW w:type="dxa" w:w="1800"/>
+            <w:tcMar>
+              <w:top w:type="dxa" w:w="80"/>
+              <w:left w:type="dxa" w:w="100"/>
+              <w:bottom w:type="dxa" w:w="80"/>
+              <w:right w:type="dxa" w:w="100"/>
+            </w:tcMar>
+            <w:vAlign w:val="top"/>
+          </w:tcPr>
+          <w:p>
+            <w:pPr>
+              <w:spacing w:after="30"/>
             </w:pPr>
             <w:r>
               <w:rPr>
                 <w:b/>
                 <w:bCs/>
                 <w:color w:val="12355B"/>
-                <w:sz w:val="24"/>
-                <w:szCs w:val="24"/>
-              </w:rPr>
-              <w:t xml:space="preserve">Ratio</w:t>
-            </w:r>
+                <w:sz w:val="21"/>
+                <w:szCs w:val="21"/>
+              </w:rPr>
+              <w:t xml:space="preserve">Unit price</w:t>
+            </w:r>
+          </w:p>
+          <w:p>
+            <w:pPr>
+              <w:spacing w:after="0"/>
+            </w:pPr>
+            <w:r>
+              <w:rPr>
+                <w:i/>
+                <w:iCs/>
+                <w:color w:val="5F6F80"/>
+                <w:sz w:val="18"/>
+                <w:szCs w:val="18"/>
+              </w:rPr>
+              <w:t xml:space="preserve">Precio unitario</w:t>
+            </w:r>
+          </w:p>
+        </w:tc>
+        <w:tc>
+          <w:tcPr>
+            <w:tcW w:type="dxa" w:w="3160"/>
+            <w:tcMar>
+              <w:top w:type="dxa" w:w="80"/>
+              <w:left w:type="dxa" w:w="100"/>
+              <w:bottom w:type="dxa" w:w="80"/>
+              <w:right w:type="dxa" w:w="100"/>
+            </w:tcMar>
+            <w:vAlign w:val="top"/>
+          </w:tcPr>
+          <w:p>
+            <w:pPr>
+              <w:spacing w:after="0"/>
+            </w:pPr>
+            <w:r>
+              <w:rPr>
+                <w:sz w:val="20"/>
+                <w:szCs w:val="20"/>
+              </w:rPr>
+              <w:t xml:space="preserve">A unit rate that gives the cost of exactly 1 item, like $0.60 per game.</w:t>
+            </w:r>
+          </w:p>
+        </w:tc>
+        <w:tc>
+          <w:tcPr>
+            <w:tcW w:type="dxa" w:w="2200"/>
+            <w:tcMar>
+              <w:top w:type="dxa" w:w="80"/>
+              <w:left w:type="dxa" w:w="100"/>
+              <w:bottom w:type="dxa" w:w="80"/>
+              <w:right w:type="dxa" w:w="100"/>
+            </w:tcMar>
+            <w:vAlign w:val="top"/>
+          </w:tcPr>
+          <w:p>
+            <w:pPr>
+              <w:spacing w:after="40"/>
+            </w:pPr>
             <w:r>
               <w:rPr>
                 <w:i/>
@@ -994,89 +1402,41 @@
                 <w:sz w:val="19"/>
                 <w:szCs w:val="19"/>
               </w:rPr>
-              <w:t xml:space="preserve">   Razón</w:t>
-            </w:r>
-          </w:p>
+              <w:t xml:space="preserve">Not Unit price: write a counter-example that breaks the definition.</w:t>
+            </w:r>
+          </w:p>
+          <w:p>
+            <w:pPr>
+              <w:pBdr>
+                <w:bottom w:val="single" w:color="AFBECC" w:sz="6"/>
+              </w:pBdr>
+              <w:spacing w:after="30" w:before="150"/>
+            </w:pPr>
+            <w:r>
+              <w:t xml:space="preserve"/>
+            </w:r>
+          </w:p>
+        </w:tc>
+        <w:tc>
+          <w:tcPr>
+            <w:tcW w:type="dxa" w:w="2200"/>
+            <w:tcMar>
+              <w:top w:type="dxa" w:w="80"/>
+              <w:left w:type="dxa" w:w="100"/>
+              <w:bottom w:type="dxa" w:w="80"/>
+              <w:right w:type="dxa" w:w="100"/>
+            </w:tcMar>
+            <w:vAlign w:val="top"/>
+          </w:tcPr>
           <w:p>
             <w:pPr>
               <w:spacing w:after="40"/>
-            </w:pPr>
-            <w:r>
-              <w:rPr>
-                <w:sz w:val="21"/>
-                <w:szCs w:val="21"/>
-              </w:rPr>
-              <w:t xml:space="preserve">A way to compare two amounts, like 3 to 2.</w:t>
-            </w:r>
-          </w:p>
-          <w:p>
-            <w:pPr>
-              <w:spacing w:after="0"/>
-            </w:pPr>
-            <w:r>
-              <w:rPr>
-                <w:b/>
-                <w:bCs/>
-                <w:color w:val="1FA6A2"/>
-                <w:sz w:val="18"/>
-                <w:szCs w:val="18"/>
-              </w:rPr>
-              <w:t xml:space="preserve">Example:  </w:t>
-            </w:r>
-            <w:r>
-              <w:rPr>
-                <w:i/>
-                <w:iCs/>
-                <w:color w:val="5F6F80"/>
-                <w:sz w:val="18"/>
-                <w:szCs w:val="18"/>
-              </w:rPr>
-              <w:t xml:space="preserve">5 to 3 or 5:3</w:t>
-            </w:r>
-          </w:p>
-        </w:tc>
-      </w:tr>
-    </w:tbl>
-    <w:tbl>
-      <w:tblPr>
-        <w:tblW w:type="pct" w:w="100%"/>
-        <w:tblBorders>
-          <w:top w:val="none" w:color="FFFFFF" w:sz="0"/>
-          <w:left w:val="none" w:color="FFFFFF" w:sz="0"/>
-          <w:bottom w:val="single" w:color="C7D2DD" w:sz="4"/>
-          <w:right w:val="none" w:color="FFFFFF" w:sz="0"/>
-          <w:insideH w:val="none" w:color="FFFFFF" w:sz="0"/>
-          <w:insideV w:val="none" w:color="FFFFFF" w:sz="0"/>
-        </w:tblBorders>
-      </w:tblPr>
-      <w:tblGrid>
-        <w:gridCol w:w="1800"/>
-        <w:gridCol w:w="7560"/>
-      </w:tblGrid>
-      <w:tr>
-        <w:trPr>
-          <w:cantSplit/>
-        </w:trPr>
-        <w:tc>
-          <w:tcPr>
-            <w:tcW w:type="dxa" w:w="1800"/>
-            <w:tcMar>
-              <w:top w:type="dxa" w:w="100"/>
-              <w:left w:type="dxa" w:w="40"/>
-              <w:bottom w:type="dxa" w:w="100"/>
-              <w:right w:type="dxa" w:w="120"/>
-            </w:tcMar>
-            <w:vAlign w:val="center"/>
-          </w:tcPr>
-          <w:p>
-            <w:pPr>
-              <w:spacing w:after="0"/>
               <w:jc w:val="center"/>
             </w:pPr>
             <w:r>
               <w:drawing>
                 <wp:inline distT="0" distB="0" distL="0" distR="0">
-                  <wp:extent cx="1047750" cy="790575"/>
+                  <wp:extent cx="876300" cy="657225"/>
                   <wp:effectExtent t="0" r="0" b="0" l="0"/>
                   <wp:docPr id="1" name="" descr="" title=""/>
                   <wp:cNvGraphicFramePr>
@@ -1101,7 +1461,7 @@
                         <pic:spPr bwMode="auto">
                           <a:xfrm>
                             <a:off x="0" y="0"/>
-                            <a:ext cx="1047750" cy="790575"/>
+                            <a:ext cx="876300" cy="657225"/>
                           </a:xfrm>
                           <a:prstGeom prst="rect">
                             <a:avLst/>
@@ -1114,32 +1474,108 @@
               </w:drawing>
             </w:r>
           </w:p>
-        </w:tc>
-        <w:tc>
-          <w:tcPr>
-            <w:tcW w:type="dxa" w:w="7560"/>
-            <w:tcMar>
-              <w:top w:type="dxa" w:w="100"/>
-              <w:left w:type="dxa" w:w="40"/>
-              <w:bottom w:type="dxa" w:w="100"/>
-              <w:right w:type="dxa" w:w="40"/>
-            </w:tcMar>
-            <w:vAlign w:val="center"/>
-          </w:tcPr>
-          <w:p>
-            <w:pPr>
-              <w:spacing w:after="50"/>
+          <w:p>
+            <w:pPr>
+              <w:spacing w:after="0"/>
+            </w:pPr>
+            <w:r>
+              <w:rPr>
+                <w:i/>
+                <w:iCs/>
+                <w:color w:val="5F6F80"/>
+                <w:sz w:val="18"/>
+                <w:szCs w:val="18"/>
+              </w:rPr>
+              <w:t xml:space="preserve">$3 for 5 games → $0.60 per 1 game</w:t>
+            </w:r>
+          </w:p>
+        </w:tc>
+      </w:tr>
+      <w:tr>
+        <w:trPr>
+          <w:cantSplit/>
+        </w:trPr>
+        <w:tc>
+          <w:tcPr>
+            <w:tcW w:type="dxa" w:w="1800"/>
+            <w:tcMar>
+              <w:top w:type="dxa" w:w="80"/>
+              <w:left w:type="dxa" w:w="100"/>
+              <w:bottom w:type="dxa" w:w="80"/>
+              <w:right w:type="dxa" w:w="100"/>
+            </w:tcMar>
+            <w:vAlign w:val="top"/>
+          </w:tcPr>
+          <w:p>
+            <w:pPr>
+              <w:spacing w:after="30"/>
             </w:pPr>
             <w:r>
               <w:rPr>
                 <w:b/>
                 <w:bCs/>
                 <w:color w:val="12355B"/>
-                <w:sz w:val="24"/>
-                <w:szCs w:val="24"/>
-              </w:rPr>
-              <w:t xml:space="preserve">Unit price</w:t>
-            </w:r>
+                <w:sz w:val="21"/>
+                <w:szCs w:val="21"/>
+              </w:rPr>
+              <w:t xml:space="preserve">Better Buy</w:t>
+            </w:r>
+          </w:p>
+          <w:p>
+            <w:pPr>
+              <w:spacing w:after="0"/>
+            </w:pPr>
+            <w:r>
+              <w:rPr>
+                <w:i/>
+                <w:iCs/>
+                <w:color w:val="5F6F80"/>
+                <w:sz w:val="18"/>
+                <w:szCs w:val="18"/>
+              </w:rPr>
+              <w:t xml:space="preserve">Mejor compra</w:t>
+            </w:r>
+          </w:p>
+        </w:tc>
+        <w:tc>
+          <w:tcPr>
+            <w:tcW w:type="dxa" w:w="3160"/>
+            <w:tcMar>
+              <w:top w:type="dxa" w:w="80"/>
+              <w:left w:type="dxa" w:w="100"/>
+              <w:bottom w:type="dxa" w:w="80"/>
+              <w:right w:type="dxa" w:w="100"/>
+            </w:tcMar>
+            <w:vAlign w:val="top"/>
+          </w:tcPr>
+          <w:p>
+            <w:pPr>
+              <w:spacing w:after="0"/>
+            </w:pPr>
+            <w:r>
+              <w:rPr>
+                <w:sz w:val="20"/>
+                <w:szCs w:val="20"/>
+              </w:rPr>
+              <w:t xml:space="preserve">The choice that costs less for each item.</w:t>
+            </w:r>
+          </w:p>
+        </w:tc>
+        <w:tc>
+          <w:tcPr>
+            <w:tcW w:type="dxa" w:w="2200"/>
+            <w:tcMar>
+              <w:top w:type="dxa" w:w="80"/>
+              <w:left w:type="dxa" w:w="100"/>
+              <w:bottom w:type="dxa" w:w="80"/>
+              <w:right w:type="dxa" w:w="100"/>
+            </w:tcMar>
+            <w:vAlign w:val="top"/>
+          </w:tcPr>
+          <w:p>
+            <w:pPr>
+              <w:spacing w:after="40"/>
+            </w:pPr>
             <w:r>
               <w:rPr>
                 <w:i/>
@@ -1148,89 +1584,41 @@
                 <w:sz w:val="19"/>
                 <w:szCs w:val="19"/>
               </w:rPr>
-              <w:t xml:space="preserve">   Precio unitario</w:t>
-            </w:r>
-          </w:p>
+              <w:t xml:space="preserve">Not Better Buy: write a counter-example that breaks the definition.</w:t>
+            </w:r>
+          </w:p>
+          <w:p>
+            <w:pPr>
+              <w:pBdr>
+                <w:bottom w:val="single" w:color="AFBECC" w:sz="6"/>
+              </w:pBdr>
+              <w:spacing w:after="30" w:before="150"/>
+            </w:pPr>
+            <w:r>
+              <w:t xml:space="preserve"/>
+            </w:r>
+          </w:p>
+        </w:tc>
+        <w:tc>
+          <w:tcPr>
+            <w:tcW w:type="dxa" w:w="2200"/>
+            <w:tcMar>
+              <w:top w:type="dxa" w:w="80"/>
+              <w:left w:type="dxa" w:w="100"/>
+              <w:bottom w:type="dxa" w:w="80"/>
+              <w:right w:type="dxa" w:w="100"/>
+            </w:tcMar>
+            <w:vAlign w:val="top"/>
+          </w:tcPr>
           <w:p>
             <w:pPr>
               <w:spacing w:after="40"/>
-            </w:pPr>
-            <w:r>
-              <w:rPr>
-                <w:sz w:val="21"/>
-                <w:szCs w:val="21"/>
-              </w:rPr>
-              <w:t xml:space="preserve">A unit rate that gives the cost of exactly 1 item, like $0.60 per game.</w:t>
-            </w:r>
-          </w:p>
-          <w:p>
-            <w:pPr>
-              <w:spacing w:after="0"/>
-            </w:pPr>
-            <w:r>
-              <w:rPr>
-                <w:b/>
-                <w:bCs/>
-                <w:color w:val="1FA6A2"/>
-                <w:sz w:val="18"/>
-                <w:szCs w:val="18"/>
-              </w:rPr>
-              <w:t xml:space="preserve">Example:  </w:t>
-            </w:r>
-            <w:r>
-              <w:rPr>
-                <w:i/>
-                <w:iCs/>
-                <w:color w:val="5F6F80"/>
-                <w:sz w:val="18"/>
-                <w:szCs w:val="18"/>
-              </w:rPr>
-              <w:t xml:space="preserve">$3 for 5 games → $0.60 per 1 game</w:t>
-            </w:r>
-          </w:p>
-        </w:tc>
-      </w:tr>
-    </w:tbl>
-    <w:tbl>
-      <w:tblPr>
-        <w:tblW w:type="pct" w:w="100%"/>
-        <w:tblBorders>
-          <w:top w:val="none" w:color="FFFFFF" w:sz="0"/>
-          <w:left w:val="none" w:color="FFFFFF" w:sz="0"/>
-          <w:bottom w:val="single" w:color="C7D2DD" w:sz="4"/>
-          <w:right w:val="none" w:color="FFFFFF" w:sz="0"/>
-          <w:insideH w:val="none" w:color="FFFFFF" w:sz="0"/>
-          <w:insideV w:val="none" w:color="FFFFFF" w:sz="0"/>
-        </w:tblBorders>
-      </w:tblPr>
-      <w:tblGrid>
-        <w:gridCol w:w="1800"/>
-        <w:gridCol w:w="7560"/>
-      </w:tblGrid>
-      <w:tr>
-        <w:trPr>
-          <w:cantSplit/>
-        </w:trPr>
-        <w:tc>
-          <w:tcPr>
-            <w:tcW w:type="dxa" w:w="1800"/>
-            <w:tcMar>
-              <w:top w:type="dxa" w:w="100"/>
-              <w:left w:type="dxa" w:w="40"/>
-              <w:bottom w:type="dxa" w:w="100"/>
-              <w:right w:type="dxa" w:w="120"/>
-            </w:tcMar>
-            <w:vAlign w:val="center"/>
-          </w:tcPr>
-          <w:p>
-            <w:pPr>
-              <w:spacing w:after="0"/>
               <w:jc w:val="center"/>
             </w:pPr>
             <w:r>
               <w:drawing>
                 <wp:inline distT="0" distB="0" distL="0" distR="0">
-                  <wp:extent cx="1047750" cy="790575"/>
+                  <wp:extent cx="876300" cy="657225"/>
                   <wp:effectExtent t="0" r="0" b="0" l="0"/>
                   <wp:docPr id="1" name="" descr="" title=""/>
                   <wp:cNvGraphicFramePr>
@@ -1255,7 +1643,7 @@
                         <pic:spPr bwMode="auto">
                           <a:xfrm>
                             <a:off x="0" y="0"/>
-                            <a:ext cx="1047750" cy="790575"/>
+                            <a:ext cx="876300" cy="657225"/>
                           </a:xfrm>
                           <a:prstGeom prst="rect">
                             <a:avLst/>
@@ -1268,32 +1656,108 @@
               </w:drawing>
             </w:r>
           </w:p>
-        </w:tc>
-        <w:tc>
-          <w:tcPr>
-            <w:tcW w:type="dxa" w:w="7560"/>
-            <w:tcMar>
-              <w:top w:type="dxa" w:w="100"/>
-              <w:left w:type="dxa" w:w="40"/>
-              <w:bottom w:type="dxa" w:w="100"/>
-              <w:right w:type="dxa" w:w="40"/>
-            </w:tcMar>
-            <w:vAlign w:val="center"/>
-          </w:tcPr>
-          <w:p>
-            <w:pPr>
-              <w:spacing w:after="50"/>
+          <w:p>
+            <w:pPr>
+              <w:spacing w:after="0"/>
+            </w:pPr>
+            <w:r>
+              <w:rPr>
+                <w:i/>
+                <w:iCs/>
+                <w:color w:val="5F6F80"/>
+                <w:sz w:val="18"/>
+                <w:szCs w:val="18"/>
+              </w:rPr>
+              <w:t xml:space="preserve">Pack A: $0.50 per pencil vs Pack B: $0.40 per pencil — Pack B is the better buy</w:t>
+            </w:r>
+          </w:p>
+        </w:tc>
+      </w:tr>
+      <w:tr>
+        <w:trPr>
+          <w:cantSplit/>
+        </w:trPr>
+        <w:tc>
+          <w:tcPr>
+            <w:tcW w:type="dxa" w:w="1800"/>
+            <w:tcMar>
+              <w:top w:type="dxa" w:w="80"/>
+              <w:left w:type="dxa" w:w="100"/>
+              <w:bottom w:type="dxa" w:w="80"/>
+              <w:right w:type="dxa" w:w="100"/>
+            </w:tcMar>
+            <w:vAlign w:val="top"/>
+          </w:tcPr>
+          <w:p>
+            <w:pPr>
+              <w:spacing w:after="30"/>
             </w:pPr>
             <w:r>
               <w:rPr>
                 <w:b/>
                 <w:bCs/>
                 <w:color w:val="12355B"/>
-                <w:sz w:val="24"/>
-                <w:szCs w:val="24"/>
-              </w:rPr>
-              <w:t xml:space="preserve">Better Buy</w:t>
-            </w:r>
+                <w:sz w:val="21"/>
+                <w:szCs w:val="21"/>
+              </w:rPr>
+              <w:t xml:space="preserve">Divide</w:t>
+            </w:r>
+          </w:p>
+          <w:p>
+            <w:pPr>
+              <w:spacing w:after="0"/>
+            </w:pPr>
+            <w:r>
+              <w:rPr>
+                <w:i/>
+                <w:iCs/>
+                <w:color w:val="5F6F80"/>
+                <w:sz w:val="18"/>
+                <w:szCs w:val="18"/>
+              </w:rPr>
+              <w:t xml:space="preserve">Dividir</w:t>
+            </w:r>
+          </w:p>
+        </w:tc>
+        <w:tc>
+          <w:tcPr>
+            <w:tcW w:type="dxa" w:w="3160"/>
+            <w:tcMar>
+              <w:top w:type="dxa" w:w="80"/>
+              <w:left w:type="dxa" w:w="100"/>
+              <w:bottom w:type="dxa" w:w="80"/>
+              <w:right w:type="dxa" w:w="100"/>
+            </w:tcMar>
+            <w:vAlign w:val="top"/>
+          </w:tcPr>
+          <w:p>
+            <w:pPr>
+              <w:spacing w:after="0"/>
+            </w:pPr>
+            <w:r>
+              <w:rPr>
+                <w:sz w:val="20"/>
+                <w:szCs w:val="20"/>
+              </w:rPr>
+              <w:t xml:space="preserve">Splitting a total into equal groups.</w:t>
+            </w:r>
+          </w:p>
+        </w:tc>
+        <w:tc>
+          <w:tcPr>
+            <w:tcW w:type="dxa" w:w="2200"/>
+            <w:tcMar>
+              <w:top w:type="dxa" w:w="80"/>
+              <w:left w:type="dxa" w:w="100"/>
+              <w:bottom w:type="dxa" w:w="80"/>
+              <w:right w:type="dxa" w:w="100"/>
+            </w:tcMar>
+            <w:vAlign w:val="top"/>
+          </w:tcPr>
+          <w:p>
+            <w:pPr>
+              <w:spacing w:after="40"/>
+            </w:pPr>
             <w:r>
               <w:rPr>
                 <w:i/>
@@ -1302,89 +1766,41 @@
                 <w:sz w:val="19"/>
                 <w:szCs w:val="19"/>
               </w:rPr>
-              <w:t xml:space="preserve">   Mejor compra</w:t>
-            </w:r>
-          </w:p>
+              <w:t xml:space="preserve">Not Divide: write a counter-example that breaks the definition.</w:t>
+            </w:r>
+          </w:p>
+          <w:p>
+            <w:pPr>
+              <w:pBdr>
+                <w:bottom w:val="single" w:color="AFBECC" w:sz="6"/>
+              </w:pBdr>
+              <w:spacing w:after="30" w:before="150"/>
+            </w:pPr>
+            <w:r>
+              <w:t xml:space="preserve"/>
+            </w:r>
+          </w:p>
+        </w:tc>
+        <w:tc>
+          <w:tcPr>
+            <w:tcW w:type="dxa" w:w="2200"/>
+            <w:tcMar>
+              <w:top w:type="dxa" w:w="80"/>
+              <w:left w:type="dxa" w:w="100"/>
+              <w:bottom w:type="dxa" w:w="80"/>
+              <w:right w:type="dxa" w:w="100"/>
+            </w:tcMar>
+            <w:vAlign w:val="top"/>
+          </w:tcPr>
           <w:p>
             <w:pPr>
               <w:spacing w:after="40"/>
-            </w:pPr>
-            <w:r>
-              <w:rPr>
-                <w:sz w:val="21"/>
-                <w:szCs w:val="21"/>
-              </w:rPr>
-              <w:t xml:space="preserve">The choice that costs less for each item.</w:t>
-            </w:r>
-          </w:p>
-          <w:p>
-            <w:pPr>
-              <w:spacing w:after="0"/>
-            </w:pPr>
-            <w:r>
-              <w:rPr>
-                <w:b/>
-                <w:bCs/>
-                <w:color w:val="1FA6A2"/>
-                <w:sz w:val="18"/>
-                <w:szCs w:val="18"/>
-              </w:rPr>
-              <w:t xml:space="preserve">Example:  </w:t>
-            </w:r>
-            <w:r>
-              <w:rPr>
-                <w:i/>
-                <w:iCs/>
-                <w:color w:val="5F6F80"/>
-                <w:sz w:val="18"/>
-                <w:szCs w:val="18"/>
-              </w:rPr>
-              <w:t xml:space="preserve">Pack A: $0.50 per pencil vs Pack B: $0.40 per pencil — Pack B is the better buy</w:t>
-            </w:r>
-          </w:p>
-        </w:tc>
-      </w:tr>
-    </w:tbl>
-    <w:tbl>
-      <w:tblPr>
-        <w:tblW w:type="pct" w:w="100%"/>
-        <w:tblBorders>
-          <w:top w:val="none" w:color="FFFFFF" w:sz="0"/>
-          <w:left w:val="none" w:color="FFFFFF" w:sz="0"/>
-          <w:bottom w:val="single" w:color="C7D2DD" w:sz="4"/>
-          <w:right w:val="none" w:color="FFFFFF" w:sz="0"/>
-          <w:insideH w:val="none" w:color="FFFFFF" w:sz="0"/>
-          <w:insideV w:val="none" w:color="FFFFFF" w:sz="0"/>
-        </w:tblBorders>
-      </w:tblPr>
-      <w:tblGrid>
-        <w:gridCol w:w="1800"/>
-        <w:gridCol w:w="7560"/>
-      </w:tblGrid>
-      <w:tr>
-        <w:trPr>
-          <w:cantSplit/>
-        </w:trPr>
-        <w:tc>
-          <w:tcPr>
-            <w:tcW w:type="dxa" w:w="1800"/>
-            <w:tcMar>
-              <w:top w:type="dxa" w:w="100"/>
-              <w:left w:type="dxa" w:w="40"/>
-              <w:bottom w:type="dxa" w:w="100"/>
-              <w:right w:type="dxa" w:w="120"/>
-            </w:tcMar>
-            <w:vAlign w:val="center"/>
-          </w:tcPr>
-          <w:p>
-            <w:pPr>
-              <w:spacing w:after="0"/>
               <w:jc w:val="center"/>
             </w:pPr>
             <w:r>
               <w:drawing>
                 <wp:inline distT="0" distB="0" distL="0" distR="0">
-                  <wp:extent cx="1047750" cy="790575"/>
+                  <wp:extent cx="876300" cy="657225"/>
                   <wp:effectExtent t="0" r="0" b="0" l="0"/>
                   <wp:docPr id="1" name="" descr="" title=""/>
                   <wp:cNvGraphicFramePr>
@@ -1409,7 +1825,7 @@
                         <pic:spPr bwMode="auto">
                           <a:xfrm>
                             <a:off x="0" y="0"/>
-                            <a:ext cx="1047750" cy="790575"/>
+                            <a:ext cx="876300" cy="657225"/>
                           </a:xfrm>
                           <a:prstGeom prst="rect">
                             <a:avLst/>
@@ -1422,32 +1838,108 @@
               </w:drawing>
             </w:r>
           </w:p>
-        </w:tc>
-        <w:tc>
-          <w:tcPr>
-            <w:tcW w:type="dxa" w:w="7560"/>
-            <w:tcMar>
-              <w:top w:type="dxa" w:w="100"/>
-              <w:left w:type="dxa" w:w="40"/>
-              <w:bottom w:type="dxa" w:w="100"/>
-              <w:right w:type="dxa" w:w="40"/>
-            </w:tcMar>
-            <w:vAlign w:val="center"/>
-          </w:tcPr>
-          <w:p>
-            <w:pPr>
-              <w:spacing w:after="50"/>
+          <w:p>
+            <w:pPr>
+              <w:spacing w:after="0"/>
+            </w:pPr>
+            <w:r>
+              <w:rPr>
+                <w:i/>
+                <w:iCs/>
+                <w:color w:val="5F6F80"/>
+                <w:sz w:val="18"/>
+                <w:szCs w:val="18"/>
+              </w:rPr>
+              <w:t xml:space="preserve">$12 ÷ 4 games = $3 per game</w:t>
+            </w:r>
+          </w:p>
+        </w:tc>
+      </w:tr>
+      <w:tr>
+        <w:trPr>
+          <w:cantSplit/>
+        </w:trPr>
+        <w:tc>
+          <w:tcPr>
+            <w:tcW w:type="dxa" w:w="1800"/>
+            <w:tcMar>
+              <w:top w:type="dxa" w:w="80"/>
+              <w:left w:type="dxa" w:w="100"/>
+              <w:bottom w:type="dxa" w:w="80"/>
+              <w:right w:type="dxa" w:w="100"/>
+            </w:tcMar>
+            <w:vAlign w:val="top"/>
+          </w:tcPr>
+          <w:p>
+            <w:pPr>
+              <w:spacing w:after="30"/>
             </w:pPr>
             <w:r>
               <w:rPr>
                 <w:b/>
                 <w:bCs/>
                 <w:color w:val="12355B"/>
-                <w:sz w:val="24"/>
-                <w:szCs w:val="24"/>
-              </w:rPr>
-              <w:t xml:space="preserve">Divide</w:t>
-            </w:r>
+                <w:sz w:val="21"/>
+                <w:szCs w:val="21"/>
+              </w:rPr>
+              <w:t xml:space="preserve">Constant</w:t>
+            </w:r>
+          </w:p>
+          <w:p>
+            <w:pPr>
+              <w:spacing w:after="0"/>
+            </w:pPr>
+            <w:r>
+              <w:rPr>
+                <w:i/>
+                <w:iCs/>
+                <w:color w:val="5F6F80"/>
+                <w:sz w:val="18"/>
+                <w:szCs w:val="18"/>
+              </w:rPr>
+              <w:t xml:space="preserve">Constante</w:t>
+            </w:r>
+          </w:p>
+        </w:tc>
+        <w:tc>
+          <w:tcPr>
+            <w:tcW w:type="dxa" w:w="3160"/>
+            <w:tcMar>
+              <w:top w:type="dxa" w:w="80"/>
+              <w:left w:type="dxa" w:w="100"/>
+              <w:bottom w:type="dxa" w:w="80"/>
+              <w:right w:type="dxa" w:w="100"/>
+            </w:tcMar>
+            <w:vAlign w:val="top"/>
+          </w:tcPr>
+          <w:p>
+            <w:pPr>
+              <w:spacing w:after="0"/>
+            </w:pPr>
+            <w:r>
+              <w:rPr>
+                <w:sz w:val="20"/>
+                <w:szCs w:val="20"/>
+              </w:rPr>
+              <w:t xml:space="preserve">A speed, price, or rate that stays the same.</w:t>
+            </w:r>
+          </w:p>
+        </w:tc>
+        <w:tc>
+          <w:tcPr>
+            <w:tcW w:type="dxa" w:w="2200"/>
+            <w:tcMar>
+              <w:top w:type="dxa" w:w="80"/>
+              <w:left w:type="dxa" w:w="100"/>
+              <w:bottom w:type="dxa" w:w="80"/>
+              <w:right w:type="dxa" w:w="100"/>
+            </w:tcMar>
+            <w:vAlign w:val="top"/>
+          </w:tcPr>
+          <w:p>
+            <w:pPr>
+              <w:spacing w:after="40"/>
+            </w:pPr>
             <w:r>
               <w:rPr>
                 <w:i/>
@@ -1456,89 +1948,41 @@
                 <w:sz w:val="19"/>
                 <w:szCs w:val="19"/>
               </w:rPr>
-              <w:t xml:space="preserve">   Dividir</w:t>
-            </w:r>
-          </w:p>
+              <w:t xml:space="preserve">Not Constant: write a counter-example that breaks the definition.</w:t>
+            </w:r>
+          </w:p>
+          <w:p>
+            <w:pPr>
+              <w:pBdr>
+                <w:bottom w:val="single" w:color="AFBECC" w:sz="6"/>
+              </w:pBdr>
+              <w:spacing w:after="30" w:before="150"/>
+            </w:pPr>
+            <w:r>
+              <w:t xml:space="preserve"/>
+            </w:r>
+          </w:p>
+        </w:tc>
+        <w:tc>
+          <w:tcPr>
+            <w:tcW w:type="dxa" w:w="2200"/>
+            <w:tcMar>
+              <w:top w:type="dxa" w:w="80"/>
+              <w:left w:type="dxa" w:w="100"/>
+              <w:bottom w:type="dxa" w:w="80"/>
+              <w:right w:type="dxa" w:w="100"/>
+            </w:tcMar>
+            <w:vAlign w:val="top"/>
+          </w:tcPr>
           <w:p>
             <w:pPr>
               <w:spacing w:after="40"/>
-            </w:pPr>
-            <w:r>
-              <w:rPr>
-                <w:sz w:val="21"/>
-                <w:szCs w:val="21"/>
-              </w:rPr>
-              <w:t xml:space="preserve">Splitting a total into equal groups.</w:t>
-            </w:r>
-          </w:p>
-          <w:p>
-            <w:pPr>
-              <w:spacing w:after="0"/>
-            </w:pPr>
-            <w:r>
-              <w:rPr>
-                <w:b/>
-                <w:bCs/>
-                <w:color w:val="1FA6A2"/>
-                <w:sz w:val="18"/>
-                <w:szCs w:val="18"/>
-              </w:rPr>
-              <w:t xml:space="preserve">Example:  </w:t>
-            </w:r>
-            <w:r>
-              <w:rPr>
-                <w:i/>
-                <w:iCs/>
-                <w:color w:val="5F6F80"/>
-                <w:sz w:val="18"/>
-                <w:szCs w:val="18"/>
-              </w:rPr>
-              <w:t xml:space="preserve">$12 ÷ 4 games = $3 per game</w:t>
-            </w:r>
-          </w:p>
-        </w:tc>
-      </w:tr>
-    </w:tbl>
-    <w:tbl>
-      <w:tblPr>
-        <w:tblW w:type="pct" w:w="100%"/>
-        <w:tblBorders>
-          <w:top w:val="none" w:color="FFFFFF" w:sz="0"/>
-          <w:left w:val="none" w:color="FFFFFF" w:sz="0"/>
-          <w:bottom w:val="single" w:color="C7D2DD" w:sz="4"/>
-          <w:right w:val="none" w:color="FFFFFF" w:sz="0"/>
-          <w:insideH w:val="none" w:color="FFFFFF" w:sz="0"/>
-          <w:insideV w:val="none" w:color="FFFFFF" w:sz="0"/>
-        </w:tblBorders>
-      </w:tblPr>
-      <w:tblGrid>
-        <w:gridCol w:w="1800"/>
-        <w:gridCol w:w="7560"/>
-      </w:tblGrid>
-      <w:tr>
-        <w:trPr>
-          <w:cantSplit/>
-        </w:trPr>
-        <w:tc>
-          <w:tcPr>
-            <w:tcW w:type="dxa" w:w="1800"/>
-            <w:tcMar>
-              <w:top w:type="dxa" w:w="100"/>
-              <w:left w:type="dxa" w:w="40"/>
-              <w:bottom w:type="dxa" w:w="100"/>
-              <w:right w:type="dxa" w:w="120"/>
-            </w:tcMar>
-            <w:vAlign w:val="center"/>
-          </w:tcPr>
-          <w:p>
-            <w:pPr>
-              <w:spacing w:after="0"/>
               <w:jc w:val="center"/>
             </w:pPr>
             <w:r>
               <w:drawing>
                 <wp:inline distT="0" distB="0" distL="0" distR="0">
-                  <wp:extent cx="1047750" cy="790575"/>
+                  <wp:extent cx="876300" cy="657225"/>
                   <wp:effectExtent t="0" r="0" b="0" l="0"/>
                   <wp:docPr id="1" name="" descr="" title=""/>
                   <wp:cNvGraphicFramePr>
@@ -1563,7 +2007,7 @@
                         <pic:spPr bwMode="auto">
                           <a:xfrm>
                             <a:off x="0" y="0"/>
-                            <a:ext cx="1047750" cy="790575"/>
+                            <a:ext cx="876300" cy="657225"/>
                           </a:xfrm>
                           <a:prstGeom prst="rect">
                             <a:avLst/>
@@ -1576,32 +2020,108 @@
               </w:drawing>
             </w:r>
           </w:p>
-        </w:tc>
-        <w:tc>
-          <w:tcPr>
-            <w:tcW w:type="dxa" w:w="7560"/>
-            <w:tcMar>
-              <w:top w:type="dxa" w:w="100"/>
-              <w:left w:type="dxa" w:w="40"/>
-              <w:bottom w:type="dxa" w:w="100"/>
-              <w:right w:type="dxa" w:w="40"/>
-            </w:tcMar>
-            <w:vAlign w:val="center"/>
-          </w:tcPr>
-          <w:p>
-            <w:pPr>
-              <w:spacing w:after="50"/>
+          <w:p>
+            <w:pPr>
+              <w:spacing w:after="0"/>
+            </w:pPr>
+            <w:r>
+              <w:rPr>
+                <w:i/>
+                <w:iCs/>
+                <w:color w:val="5F6F80"/>
+                <w:sz w:val="18"/>
+                <w:szCs w:val="18"/>
+              </w:rPr>
+              <w:t xml:space="preserve">The same amount every hour.</w:t>
+            </w:r>
+          </w:p>
+        </w:tc>
+      </w:tr>
+      <w:tr>
+        <w:trPr>
+          <w:cantSplit/>
+        </w:trPr>
+        <w:tc>
+          <w:tcPr>
+            <w:tcW w:type="dxa" w:w="1800"/>
+            <w:tcMar>
+              <w:top w:type="dxa" w:w="80"/>
+              <w:left w:type="dxa" w:w="100"/>
+              <w:bottom w:type="dxa" w:w="80"/>
+              <w:right w:type="dxa" w:w="100"/>
+            </w:tcMar>
+            <w:vAlign w:val="top"/>
+          </w:tcPr>
+          <w:p>
+            <w:pPr>
+              <w:spacing w:after="30"/>
             </w:pPr>
             <w:r>
               <w:rPr>
                 <w:b/>
                 <w:bCs/>
                 <w:color w:val="12355B"/>
-                <w:sz w:val="24"/>
-                <w:szCs w:val="24"/>
-              </w:rPr>
-              <w:t xml:space="preserve">Constant</w:t>
-            </w:r>
+                <w:sz w:val="21"/>
+                <w:szCs w:val="21"/>
+              </w:rPr>
+              <w:t xml:space="preserve">Total price</w:t>
+            </w:r>
+          </w:p>
+          <w:p>
+            <w:pPr>
+              <w:spacing w:after="0"/>
+            </w:pPr>
+            <w:r>
+              <w:rPr>
+                <w:i/>
+                <w:iCs/>
+                <w:color w:val="5F6F80"/>
+                <w:sz w:val="18"/>
+                <w:szCs w:val="18"/>
+              </w:rPr>
+              <w:t xml:space="preserve">Precio total</w:t>
+            </w:r>
+          </w:p>
+        </w:tc>
+        <w:tc>
+          <w:tcPr>
+            <w:tcW w:type="dxa" w:w="3160"/>
+            <w:tcMar>
+              <w:top w:type="dxa" w:w="80"/>
+              <w:left w:type="dxa" w:w="100"/>
+              <w:bottom w:type="dxa" w:w="80"/>
+              <w:right w:type="dxa" w:w="100"/>
+            </w:tcMar>
+            <w:vAlign w:val="top"/>
+          </w:tcPr>
+          <w:p>
+            <w:pPr>
+              <w:spacing w:after="0"/>
+            </w:pPr>
+            <w:r>
+              <w:rPr>
+                <w:sz w:val="20"/>
+                <w:szCs w:val="20"/>
+              </w:rPr>
+              <w:t xml:space="preserve">What the whole package costs, not the cost of one item.</w:t>
+            </w:r>
+          </w:p>
+        </w:tc>
+        <w:tc>
+          <w:tcPr>
+            <w:tcW w:type="dxa" w:w="2200"/>
+            <w:tcMar>
+              <w:top w:type="dxa" w:w="80"/>
+              <w:left w:type="dxa" w:w="100"/>
+              <w:bottom w:type="dxa" w:w="80"/>
+              <w:right w:type="dxa" w:w="100"/>
+            </w:tcMar>
+            <w:vAlign w:val="top"/>
+          </w:tcPr>
+          <w:p>
+            <w:pPr>
+              <w:spacing w:after="40"/>
+            </w:pPr>
             <w:r>
               <w:rPr>
                 <w:i/>
@@ -1610,89 +2130,41 @@
                 <w:sz w:val="19"/>
                 <w:szCs w:val="19"/>
               </w:rPr>
-              <w:t xml:space="preserve">   Constante</w:t>
-            </w:r>
-          </w:p>
+              <w:t xml:space="preserve">Not Total price: write a counter-example that breaks the definition.</w:t>
+            </w:r>
+          </w:p>
+          <w:p>
+            <w:pPr>
+              <w:pBdr>
+                <w:bottom w:val="single" w:color="AFBECC" w:sz="6"/>
+              </w:pBdr>
+              <w:spacing w:after="30" w:before="150"/>
+            </w:pPr>
+            <w:r>
+              <w:t xml:space="preserve"/>
+            </w:r>
+          </w:p>
+        </w:tc>
+        <w:tc>
+          <w:tcPr>
+            <w:tcW w:type="dxa" w:w="2200"/>
+            <w:tcMar>
+              <w:top w:type="dxa" w:w="80"/>
+              <w:left w:type="dxa" w:w="100"/>
+              <w:bottom w:type="dxa" w:w="80"/>
+              <w:right w:type="dxa" w:w="100"/>
+            </w:tcMar>
+            <w:vAlign w:val="top"/>
+          </w:tcPr>
           <w:p>
             <w:pPr>
               <w:spacing w:after="40"/>
-            </w:pPr>
-            <w:r>
-              <w:rPr>
-                <w:sz w:val="21"/>
-                <w:szCs w:val="21"/>
-              </w:rPr>
-              <w:t xml:space="preserve">A speed, price, or rate that stays the same.</w:t>
-            </w:r>
-          </w:p>
-          <w:p>
-            <w:pPr>
-              <w:spacing w:after="0"/>
-            </w:pPr>
-            <w:r>
-              <w:rPr>
-                <w:b/>
-                <w:bCs/>
-                <w:color w:val="1FA6A2"/>
-                <w:sz w:val="18"/>
-                <w:szCs w:val="18"/>
-              </w:rPr>
-              <w:t xml:space="preserve">Example:  </w:t>
-            </w:r>
-            <w:r>
-              <w:rPr>
-                <w:i/>
-                <w:iCs/>
-                <w:color w:val="5F6F80"/>
-                <w:sz w:val="18"/>
-                <w:szCs w:val="18"/>
-              </w:rPr>
-              <w:t xml:space="preserve">The same amount every hour.</w:t>
-            </w:r>
-          </w:p>
-        </w:tc>
-      </w:tr>
-    </w:tbl>
-    <w:tbl>
-      <w:tblPr>
-        <w:tblW w:type="pct" w:w="100%"/>
-        <w:tblBorders>
-          <w:top w:val="none" w:color="FFFFFF" w:sz="0"/>
-          <w:left w:val="none" w:color="FFFFFF" w:sz="0"/>
-          <w:bottom w:val="single" w:color="C7D2DD" w:sz="4"/>
-          <w:right w:val="none" w:color="FFFFFF" w:sz="0"/>
-          <w:insideH w:val="none" w:color="FFFFFF" w:sz="0"/>
-          <w:insideV w:val="none" w:color="FFFFFF" w:sz="0"/>
-        </w:tblBorders>
-      </w:tblPr>
-      <w:tblGrid>
-        <w:gridCol w:w="1800"/>
-        <w:gridCol w:w="7560"/>
-      </w:tblGrid>
-      <w:tr>
-        <w:trPr>
-          <w:cantSplit/>
-        </w:trPr>
-        <w:tc>
-          <w:tcPr>
-            <w:tcW w:type="dxa" w:w="1800"/>
-            <w:tcMar>
-              <w:top w:type="dxa" w:w="100"/>
-              <w:left w:type="dxa" w:w="40"/>
-              <w:bottom w:type="dxa" w:w="100"/>
-              <w:right w:type="dxa" w:w="120"/>
-            </w:tcMar>
-            <w:vAlign w:val="center"/>
-          </w:tcPr>
-          <w:p>
-            <w:pPr>
-              <w:spacing w:after="0"/>
               <w:jc w:val="center"/>
             </w:pPr>
             <w:r>
               <w:drawing>
                 <wp:inline distT="0" distB="0" distL="0" distR="0">
-                  <wp:extent cx="1047750" cy="790575"/>
+                  <wp:extent cx="876300" cy="657225"/>
                   <wp:effectExtent t="0" r="0" b="0" l="0"/>
                   <wp:docPr id="1" name="" descr="" title=""/>
                   <wp:cNvGraphicFramePr>
@@ -1717,7 +2189,7 @@
                         <pic:spPr bwMode="auto">
                           <a:xfrm>
                             <a:off x="0" y="0"/>
-                            <a:ext cx="1047750" cy="790575"/>
+                            <a:ext cx="876300" cy="657225"/>
                           </a:xfrm>
                           <a:prstGeom prst="rect">
                             <a:avLst/>
@@ -1730,69 +2202,10 @@
               </w:drawing>
             </w:r>
           </w:p>
-        </w:tc>
-        <w:tc>
-          <w:tcPr>
-            <w:tcW w:type="dxa" w:w="7560"/>
-            <w:tcMar>
-              <w:top w:type="dxa" w:w="100"/>
-              <w:left w:type="dxa" w:w="40"/>
-              <w:bottom w:type="dxa" w:w="100"/>
-              <w:right w:type="dxa" w:w="40"/>
-            </w:tcMar>
-            <w:vAlign w:val="center"/>
-          </w:tcPr>
-          <w:p>
-            <w:pPr>
-              <w:spacing w:after="50"/>
-            </w:pPr>
-            <w:r>
-              <w:rPr>
-                <w:b/>
-                <w:bCs/>
-                <w:color w:val="12355B"/>
-                <w:sz w:val="24"/>
-                <w:szCs w:val="24"/>
-              </w:rPr>
-              <w:t xml:space="preserve">Total price</w:t>
-            </w:r>
-            <w:r>
-              <w:rPr>
-                <w:i/>
-                <w:iCs/>
-                <w:color w:val="5F6F80"/>
-                <w:sz w:val="19"/>
-                <w:szCs w:val="19"/>
-              </w:rPr>
-              <w:t xml:space="preserve">   Precio total</w:t>
-            </w:r>
-          </w:p>
-          <w:p>
-            <w:pPr>
-              <w:spacing w:after="40"/>
-            </w:pPr>
-            <w:r>
-              <w:rPr>
-                <w:sz w:val="21"/>
-                <w:szCs w:val="21"/>
-              </w:rPr>
-              <w:t xml:space="preserve">What the whole package costs, not the cost of one item.</w:t>
-            </w:r>
-          </w:p>
           <w:p>
             <w:pPr>
               <w:spacing w:after="0"/>
             </w:pPr>
-            <w:r>
-              <w:rPr>
-                <w:b/>
-                <w:bCs/>
-                <w:color w:val="1FA6A2"/>
-                <w:sz w:val="18"/>
-                <w:szCs w:val="18"/>
-              </w:rPr>
-              <w:t xml:space="preserve">Example:  </w:t>
-            </w:r>
             <w:r>
               <w:rPr>
                 <w:i/>
@@ -4219,7 +4632,7 @@
           <w:sz w:val="19"/>
           <w:szCs w:val="19"/>
         </w:rPr>
-        <w:t xml:space="preserve">   You Do — show your work</w:t>
+        <w:t xml:space="preserve">   You Do — show your work and reasoning</w:t>
       </w:r>
     </w:p>
     <w:p>
@@ -4234,7 +4647,7 @@
           <w:sz w:val="19"/>
           <w:szCs w:val="19"/>
         </w:rPr>
-        <w:t xml:space="preserve">Solve each problem. Show your thinking in the work box.</w:t>
+        <w:t xml:space="preserve">Solve each problem in the middle column and explain your reasoning using the sentence starters on the right.</w:t>
       </w:r>
     </w:p>
     <w:p>
@@ -4263,120 +4676,258 @@
         <w:t xml:space="preserve">   grade-level practice</w:t>
       </w:r>
     </w:p>
-    <w:p>
-      <w:pPr>
-        <w:keepNext/>
-        <w:spacing w:after="60" w:before="160"/>
-      </w:pPr>
-      <w:r>
-        <w:rPr>
-          <w:b/>
-          <w:bCs/>
-          <w:color w:val="12355B"/>
-          <w:sz w:val="22"/>
-          <w:szCs w:val="22"/>
-        </w:rPr>
-        <w:t xml:space="preserve">1.  </w:t>
-      </w:r>
-      <w:r>
-        <w:rPr>
-          <w:b/>
-          <w:bCs/>
-          <w:sz w:val="21"/>
-          <w:szCs w:val="21"/>
-        </w:rPr>
-        <w:t xml:space="preserve">Token packs: Pack A is 20 tokens for $5.00, Pack B is 35 tokens for $7.00, and Pack C is 50 tokens for $12.50. Which pack is the best deal per token?</w:t>
-      </w:r>
-    </w:p>
-    <w:p>
-      <w:pPr>
-        <w:spacing w:after="40"/>
-        <w:ind w:left="420"/>
-      </w:pPr>
-      <w:r>
-        <w:rPr>
-          <w:sz w:val="20"/>
-          <w:szCs w:val="20"/>
-        </w:rPr>
-        <w:t xml:space="preserve">A)  Pack B</w:t>
-      </w:r>
-    </w:p>
-    <w:p>
-      <w:pPr>
-        <w:spacing w:after="40"/>
-        <w:ind w:left="420"/>
-      </w:pPr>
-      <w:r>
-        <w:rPr>
-          <w:sz w:val="20"/>
-          <w:szCs w:val="20"/>
-        </w:rPr>
-        <w:t xml:space="preserve">B)  Pack A</w:t>
-      </w:r>
-    </w:p>
-    <w:p>
-      <w:pPr>
-        <w:spacing w:after="40"/>
-        <w:ind w:left="420"/>
-      </w:pPr>
-      <w:r>
-        <w:rPr>
-          <w:sz w:val="20"/>
-          <w:szCs w:val="20"/>
-        </w:rPr>
-        <w:t xml:space="preserve">C)  Pack C</w:t>
-      </w:r>
-    </w:p>
-    <w:p>
-      <w:pPr>
-        <w:spacing w:after="40"/>
-        <w:ind w:left="420"/>
-      </w:pPr>
-      <w:r>
-        <w:rPr>
-          <w:sz w:val="20"/>
-          <w:szCs w:val="20"/>
-        </w:rPr>
-        <w:t xml:space="preserve">D)  They are all the same</w:t>
-      </w:r>
-    </w:p>
-    <w:p>
-      <w:pPr>
-        <w:spacing w:after="20"/>
-      </w:pPr>
-      <w:r>
-        <w:t xml:space="preserve"/>
-      </w:r>
-    </w:p>
     <w:tbl>
       <w:tblPr>
-        <w:tblW w:type="pct" w:w="100%"/>
+        <w:tblW w:type="dxa" w:w="9360"/>
         <w:tblBorders>
           <w:top w:val="single" w:color="C7D2DD" w:sz="6"/>
           <w:left w:val="single" w:color="C7D2DD" w:sz="6"/>
           <w:bottom w:val="single" w:color="C7D2DD" w:sz="6"/>
           <w:right w:val="single" w:color="C7D2DD" w:sz="6"/>
-          <w:insideH w:val="single" w:color="auto" w:sz="4"/>
-          <w:insideV w:val="single" w:color="auto" w:sz="4"/>
+          <w:insideH w:val="single" w:color="C7D2DD" w:sz="6"/>
+          <w:insideV w:val="single" w:color="C7D2DD" w:sz="6"/>
         </w:tblBorders>
       </w:tblPr>
       <w:tblGrid>
-        <w:gridCol w:w="100"/>
+        <w:gridCol w:w="2800"/>
+        <w:gridCol w:w="3560"/>
+        <w:gridCol w:w="3000"/>
       </w:tblGrid>
       <w:tr>
-        <w:tc>
-          <w:tcPr>
+        <w:trPr>
+          <w:cantSplit/>
+          <w:tblHeader/>
+        </w:trPr>
+        <w:tc>
+          <w:tcPr>
+            <w:tcW w:type="dxa" w:w="2800"/>
+            <w:shd w:fill="EEF4F8" w:color="auto" w:val="clear"/>
+            <w:tcMar>
+              <w:top w:type="dxa" w:w="60"/>
+              <w:left w:type="dxa" w:w="100"/>
+              <w:bottom w:type="dxa" w:w="60"/>
+              <w:right w:type="dxa" w:w="100"/>
+            </w:tcMar>
+          </w:tcPr>
+          <w:p>
+            <w:pPr>
+              <w:spacing w:after="0"/>
+            </w:pPr>
+            <w:r>
+              <w:rPr>
+                <w:b/>
+                <w:bCs/>
+                <w:color w:val="12355B"/>
+                <w:sz w:val="16"/>
+                <w:szCs w:val="16"/>
+              </w:rPr>
+              <w:t xml:space="preserve">CORE PROBLEM / GIVEN REPRESENTATION</w:t>
+            </w:r>
+          </w:p>
+        </w:tc>
+        <w:tc>
+          <w:tcPr>
+            <w:tcW w:type="dxa" w:w="3560"/>
+            <w:shd w:fill="EEF4F8" w:color="auto" w:val="clear"/>
+            <w:tcMar>
+              <w:top w:type="dxa" w:w="60"/>
+              <w:left w:type="dxa" w:w="100"/>
+              <w:bottom w:type="dxa" w:w="60"/>
+              <w:right w:type="dxa" w:w="100"/>
+            </w:tcMar>
+          </w:tcPr>
+          <w:p>
+            <w:pPr>
+              <w:spacing w:after="0"/>
+            </w:pPr>
+            <w:r>
+              <w:rPr>
+                <w:b/>
+                <w:bCs/>
+                <w:color w:val="12355B"/>
+                <w:sz w:val="16"/>
+                <w:szCs w:val="16"/>
+              </w:rPr>
+              <w:t xml:space="preserve">WORKING SPACE / CALCULATION STEPS</w:t>
+            </w:r>
+          </w:p>
+        </w:tc>
+        <w:tc>
+          <w:tcPr>
+            <w:tcW w:type="dxa" w:w="3000"/>
             <w:shd w:fill="FBF3E2" w:color="auto" w:val="clear"/>
             <w:tcMar>
               <w:top w:type="dxa" w:w="60"/>
-              <w:left w:type="dxa" w:w="120"/>
+              <w:left w:type="dxa" w:w="100"/>
               <w:bottom w:type="dxa" w:w="60"/>
-              <w:right w:type="dxa" w:w="120"/>
-            </w:tcMar>
-          </w:tcPr>
-          <w:p>
-            <w:pPr>
-              <w:spacing w:after="0" w:line="320"/>
+              <w:right w:type="dxa" w:w="100"/>
+            </w:tcMar>
+          </w:tcPr>
+          <w:p>
+            <w:pPr>
+              <w:spacing w:after="0"/>
+            </w:pPr>
+            <w:r>
+              <w:rPr>
+                <w:b/>
+                <w:bCs/>
+                <w:color w:val="B97A12"/>
+                <w:sz w:val="16"/>
+                <w:szCs w:val="16"/>
+              </w:rPr>
+              <w:t xml:space="preserve">EXPLAIN YOUR REASONING</w:t>
+            </w:r>
+          </w:p>
+        </w:tc>
+      </w:tr>
+      <w:tr>
+        <w:trPr>
+          <w:cantSplit/>
+        </w:trPr>
+        <w:tc>
+          <w:tcPr>
+            <w:tcW w:type="dxa" w:w="2800"/>
+            <w:tcMar>
+              <w:top w:type="dxa" w:w="80"/>
+              <w:left w:type="dxa" w:w="100"/>
+              <w:bottom w:type="dxa" w:w="80"/>
+              <w:right w:type="dxa" w:w="100"/>
+            </w:tcMar>
+            <w:vAlign w:val="top"/>
+          </w:tcPr>
+          <w:p>
+            <w:pPr>
+              <w:spacing w:after="60"/>
+            </w:pPr>
+            <w:r>
+              <w:rPr>
+                <w:b/>
+                <w:bCs/>
+                <w:color w:val="12355B"/>
+                <w:sz w:val="21"/>
+                <w:szCs w:val="21"/>
+              </w:rPr>
+              <w:t xml:space="preserve">1.  </w:t>
+            </w:r>
+            <w:r>
+              <w:rPr>
+                <w:b/>
+                <w:bCs/>
+                <w:sz w:val="20"/>
+                <w:szCs w:val="20"/>
+              </w:rPr>
+              <w:t xml:space="preserve">Token packs: Pack A is 20 tokens for $5.00, Pack B is 35 tokens for $7.00, and Pack C is 50 tokens for $12.50. Which pack is the best deal per token?</w:t>
+            </w:r>
+          </w:p>
+          <w:p>
+            <w:pPr>
+              <w:spacing w:after="30"/>
+              <w:ind w:left="180"/>
+            </w:pPr>
+            <w:r>
+              <w:rPr>
+                <w:sz w:val="19"/>
+                <w:szCs w:val="19"/>
+              </w:rPr>
+              <w:t xml:space="preserve">A)  Pack B</w:t>
+            </w:r>
+          </w:p>
+          <w:p>
+            <w:pPr>
+              <w:spacing w:after="30"/>
+              <w:ind w:left="180"/>
+            </w:pPr>
+            <w:r>
+              <w:rPr>
+                <w:sz w:val="19"/>
+                <w:szCs w:val="19"/>
+              </w:rPr>
+              <w:t xml:space="preserve">B)  Pack A</w:t>
+            </w:r>
+          </w:p>
+          <w:p>
+            <w:pPr>
+              <w:spacing w:after="30"/>
+              <w:ind w:left="180"/>
+            </w:pPr>
+            <w:r>
+              <w:rPr>
+                <w:sz w:val="19"/>
+                <w:szCs w:val="19"/>
+              </w:rPr>
+              <w:t xml:space="preserve">C)  Pack C</w:t>
+            </w:r>
+          </w:p>
+          <w:p>
+            <w:pPr>
+              <w:spacing w:after="30"/>
+              <w:ind w:left="180"/>
+            </w:pPr>
+            <w:r>
+              <w:rPr>
+                <w:sz w:val="19"/>
+                <w:szCs w:val="19"/>
+              </w:rPr>
+              <w:t xml:space="preserve">D)  They are all the same</w:t>
+            </w:r>
+          </w:p>
+        </w:tc>
+        <w:tc>
+          <w:tcPr>
+            <w:tcW w:type="dxa" w:w="3560"/>
+            <w:tcMar>
+              <w:top w:type="dxa" w:w="80"/>
+              <w:left w:type="dxa" w:w="100"/>
+              <w:bottom w:type="dxa" w:w="80"/>
+              <w:right w:type="dxa" w:w="100"/>
+            </w:tcMar>
+            <w:vAlign w:val="top"/>
+          </w:tcPr>
+          <w:p>
+            <w:pPr>
+              <w:spacing w:after="40"/>
+            </w:pPr>
+            <w:r>
+              <w:rPr>
+                <w:b/>
+                <w:bCs/>
+                <w:color w:val="1FA6A2"/>
+                <w:sz w:val="19"/>
+                <w:szCs w:val="19"/>
+              </w:rPr>
+              <w:t xml:space="preserve">Solution:  </w:t>
+            </w:r>
+            <w:r>
+              <w:rPr>
+                <w:b/>
+                <w:bCs/>
+                <w:sz w:val="19"/>
+                <w:szCs w:val="19"/>
+              </w:rPr>
+              <w:t xml:space="preserve">A)  Pack B</w:t>
+            </w:r>
+          </w:p>
+          <w:p>
+            <w:pPr>
+              <w:spacing w:after="40"/>
+            </w:pPr>
+            <w:r>
+              <w:rPr>
+                <w:i/>
+                <w:iCs/>
+                <w:color w:val="5F6F80"/>
+                <w:sz w:val="18"/>
+                <w:szCs w:val="18"/>
+              </w:rPr>
+              <w:t xml:space="preserve">Pack B has a unit rate of $0.20 per token, which is the lowest cost per token.</w:t>
+            </w:r>
+          </w:p>
+          <w:p>
+            <w:pPr>
+              <w:pBdr>
+                <w:bottom w:val="single" w:color="AFBECC" w:sz="6"/>
+              </w:pBdr>
+              <w:spacing w:after="30" w:before="150"/>
             </w:pPr>
             <w:r>
               <w:t xml:space="preserve"/>
@@ -4384,7 +4935,125 @@
           </w:p>
           <w:p>
             <w:pPr>
-              <w:spacing w:after="0" w:line="320"/>
+              <w:pBdr>
+                <w:bottom w:val="single" w:color="AFBECC" w:sz="6"/>
+              </w:pBdr>
+              <w:spacing w:after="30" w:before="150"/>
+            </w:pPr>
+            <w:r>
+              <w:t xml:space="preserve"/>
+            </w:r>
+          </w:p>
+        </w:tc>
+        <w:tc>
+          <w:tcPr>
+            <w:tcW w:type="dxa" w:w="3000"/>
+            <w:shd w:fill="FBF3E2" w:color="auto" w:val="clear"/>
+            <w:tcMar>
+              <w:top w:type="dxa" w:w="80"/>
+              <w:left w:type="dxa" w:w="100"/>
+              <w:bottom w:type="dxa" w:w="80"/>
+              <w:right w:type="dxa" w:w="100"/>
+            </w:tcMar>
+            <w:vAlign w:val="top"/>
+          </w:tcPr>
+          <w:p>
+            <w:pPr>
+              <w:spacing w:after="40"/>
+            </w:pPr>
+            <w:r>
+              <w:rPr>
+                <w:b/>
+                <w:bCs/>
+                <w:color w:val="12355B"/>
+                <w:sz w:val="19"/>
+                <w:szCs w:val="19"/>
+              </w:rPr>
+              <w:t xml:space="preserve">Because... </w:t>
+            </w:r>
+            <w:r>
+              <w:rPr>
+                <w:color w:val="AFBECC"/>
+                <w:sz w:val="19"/>
+                <w:szCs w:val="19"/>
+              </w:rPr>
+              <w:t xml:space="preserve">________________</w:t>
+            </w:r>
+          </w:p>
+          <w:p>
+            <w:pPr>
+              <w:pBdr>
+                <w:bottom w:val="single" w:color="AFBECC" w:sz="6"/>
+              </w:pBdr>
+              <w:spacing w:after="30" w:before="150"/>
+            </w:pPr>
+            <w:r>
+              <w:t xml:space="preserve"/>
+            </w:r>
+          </w:p>
+          <w:p>
+            <w:pPr>
+              <w:spacing w:after="40" w:before="80"/>
+            </w:pPr>
+            <w:r>
+              <w:rPr>
+                <w:b/>
+                <w:bCs/>
+                <w:color w:val="6B4FA0"/>
+                <w:sz w:val="19"/>
+                <w:szCs w:val="19"/>
+              </w:rPr>
+              <w:t xml:space="preserve">Although... </w:t>
+            </w:r>
+            <w:r>
+              <w:rPr>
+                <w:color w:val="AFBECC"/>
+                <w:sz w:val="19"/>
+                <w:szCs w:val="19"/>
+              </w:rPr>
+              <w:t xml:space="preserve">_______________</w:t>
+            </w:r>
+          </w:p>
+          <w:p>
+            <w:pPr>
+              <w:pBdr>
+                <w:bottom w:val="single" w:color="AFBECC" w:sz="6"/>
+              </w:pBdr>
+              <w:spacing w:after="30" w:before="150"/>
+            </w:pPr>
+            <w:r>
+              <w:t xml:space="preserve"/>
+            </w:r>
+          </w:p>
+          <w:p>
+            <w:pPr>
+              <w:spacing w:after="40" w:before="80"/>
+            </w:pPr>
+            <w:r>
+              <w:rPr>
+                <w:b/>
+                <w:bCs/>
+                <w:color w:val="1FA6A2"/>
+                <w:sz w:val="19"/>
+                <w:szCs w:val="19"/>
+              </w:rPr>
+              <w:t xml:space="preserve">Therefore... </w:t>
+            </w:r>
+            <w:r>
+              <w:rPr>
+                <w:color w:val="AFBECC"/>
+                <w:sz w:val="19"/>
+                <w:szCs w:val="19"/>
+              </w:rPr>
+              <w:t xml:space="preserve">______________</w:t>
+            </w:r>
+          </w:p>
+          <w:p>
+            <w:pPr>
+              <w:pBdr>
+                <w:bottom w:val="single" w:color="AFBECC" w:sz="6"/>
+              </w:pBdr>
+              <w:spacing w:after="30" w:before="150"/>
             </w:pPr>
             <w:r>
               <w:t xml:space="preserve"/>
@@ -4395,84 +5064,7 @@
     </w:tbl>
     <w:p>
       <w:pPr>
-        <w:keepNext/>
-        <w:spacing w:after="60" w:before="160"/>
-      </w:pPr>
-      <w:r>
-        <w:rPr>
-          <w:b/>
-          <w:bCs/>
-          <w:color w:val="12355B"/>
-          <w:sz w:val="22"/>
-          <w:szCs w:val="22"/>
-        </w:rPr>
-        <w:t xml:space="preserve">2.  </w:t>
-      </w:r>
-      <w:r>
-        <w:rPr>
-          <w:b/>
-          <w:bCs/>
-          <w:sz w:val="21"/>
-          <w:szCs w:val="21"/>
-        </w:rPr>
-        <w:t xml:space="preserve">Runner A completes 4 laps in 12 minutes. Runner B completes 5 laps in 14 minutes. Who runs more laps per minute?</w:t>
-      </w:r>
-    </w:p>
-    <w:p>
-      <w:pPr>
-        <w:spacing w:after="40"/>
-        <w:ind w:left="420"/>
-      </w:pPr>
-      <w:r>
-        <w:rPr>
-          <w:sz w:val="20"/>
-          <w:szCs w:val="20"/>
-        </w:rPr>
-        <w:t xml:space="preserve">A)  Runner B</w:t>
-      </w:r>
-    </w:p>
-    <w:p>
-      <w:pPr>
-        <w:spacing w:after="40"/>
-        <w:ind w:left="420"/>
-      </w:pPr>
-      <w:r>
-        <w:rPr>
-          <w:sz w:val="20"/>
-          <w:szCs w:val="20"/>
-        </w:rPr>
-        <w:t xml:space="preserve">B)  Runner A</w:t>
-      </w:r>
-    </w:p>
-    <w:p>
-      <w:pPr>
-        <w:spacing w:after="40"/>
-        <w:ind w:left="420"/>
-      </w:pPr>
-      <w:r>
-        <w:rPr>
-          <w:sz w:val="20"/>
-          <w:szCs w:val="20"/>
-        </w:rPr>
-        <w:t xml:space="preserve">C)  Same rate</w:t>
-      </w:r>
-    </w:p>
-    <w:p>
-      <w:pPr>
-        <w:spacing w:after="40"/>
-        <w:ind w:left="420"/>
-      </w:pPr>
-      <w:r>
-        <w:rPr>
-          <w:sz w:val="20"/>
-          <w:szCs w:val="20"/>
-        </w:rPr>
-        <w:t xml:space="preserve">D)  Cannot determine</w:t>
-      </w:r>
-    </w:p>
-    <w:p>
-      <w:pPr>
-        <w:spacing w:after="20"/>
+        <w:spacing w:after="80"/>
       </w:pPr>
       <w:r>
         <w:t xml:space="preserve"/>
@@ -4480,33 +5072,256 @@
     </w:p>
     <w:tbl>
       <w:tblPr>
-        <w:tblW w:type="pct" w:w="100%"/>
+        <w:tblW w:type="dxa" w:w="9360"/>
         <w:tblBorders>
           <w:top w:val="single" w:color="C7D2DD" w:sz="6"/>
           <w:left w:val="single" w:color="C7D2DD" w:sz="6"/>
           <w:bottom w:val="single" w:color="C7D2DD" w:sz="6"/>
           <w:right w:val="single" w:color="C7D2DD" w:sz="6"/>
-          <w:insideH w:val="single" w:color="auto" w:sz="4"/>
-          <w:insideV w:val="single" w:color="auto" w:sz="4"/>
+          <w:insideH w:val="single" w:color="C7D2DD" w:sz="6"/>
+          <w:insideV w:val="single" w:color="C7D2DD" w:sz="6"/>
         </w:tblBorders>
       </w:tblPr>
       <w:tblGrid>
-        <w:gridCol w:w="100"/>
+        <w:gridCol w:w="2800"/>
+        <w:gridCol w:w="3560"/>
+        <w:gridCol w:w="3000"/>
       </w:tblGrid>
       <w:tr>
-        <w:tc>
-          <w:tcPr>
+        <w:trPr>
+          <w:cantSplit/>
+          <w:tblHeader/>
+        </w:trPr>
+        <w:tc>
+          <w:tcPr>
+            <w:tcW w:type="dxa" w:w="2800"/>
+            <w:shd w:fill="EEF4F8" w:color="auto" w:val="clear"/>
+            <w:tcMar>
+              <w:top w:type="dxa" w:w="60"/>
+              <w:left w:type="dxa" w:w="100"/>
+              <w:bottom w:type="dxa" w:w="60"/>
+              <w:right w:type="dxa" w:w="100"/>
+            </w:tcMar>
+          </w:tcPr>
+          <w:p>
+            <w:pPr>
+              <w:spacing w:after="0"/>
+            </w:pPr>
+            <w:r>
+              <w:rPr>
+                <w:b/>
+                <w:bCs/>
+                <w:color w:val="12355B"/>
+                <w:sz w:val="16"/>
+                <w:szCs w:val="16"/>
+              </w:rPr>
+              <w:t xml:space="preserve">CORE PROBLEM / GIVEN REPRESENTATION</w:t>
+            </w:r>
+          </w:p>
+        </w:tc>
+        <w:tc>
+          <w:tcPr>
+            <w:tcW w:type="dxa" w:w="3560"/>
+            <w:shd w:fill="EEF4F8" w:color="auto" w:val="clear"/>
+            <w:tcMar>
+              <w:top w:type="dxa" w:w="60"/>
+              <w:left w:type="dxa" w:w="100"/>
+              <w:bottom w:type="dxa" w:w="60"/>
+              <w:right w:type="dxa" w:w="100"/>
+            </w:tcMar>
+          </w:tcPr>
+          <w:p>
+            <w:pPr>
+              <w:spacing w:after="0"/>
+            </w:pPr>
+            <w:r>
+              <w:rPr>
+                <w:b/>
+                <w:bCs/>
+                <w:color w:val="12355B"/>
+                <w:sz w:val="16"/>
+                <w:szCs w:val="16"/>
+              </w:rPr>
+              <w:t xml:space="preserve">WORKING SPACE / CALCULATION STEPS</w:t>
+            </w:r>
+          </w:p>
+        </w:tc>
+        <w:tc>
+          <w:tcPr>
+            <w:tcW w:type="dxa" w:w="3000"/>
             <w:shd w:fill="FBF3E2" w:color="auto" w:val="clear"/>
             <w:tcMar>
               <w:top w:type="dxa" w:w="60"/>
-              <w:left w:type="dxa" w:w="120"/>
+              <w:left w:type="dxa" w:w="100"/>
               <w:bottom w:type="dxa" w:w="60"/>
-              <w:right w:type="dxa" w:w="120"/>
-            </w:tcMar>
-          </w:tcPr>
-          <w:p>
-            <w:pPr>
-              <w:spacing w:after="0" w:line="320"/>
+              <w:right w:type="dxa" w:w="100"/>
+            </w:tcMar>
+          </w:tcPr>
+          <w:p>
+            <w:pPr>
+              <w:spacing w:after="0"/>
+            </w:pPr>
+            <w:r>
+              <w:rPr>
+                <w:b/>
+                <w:bCs/>
+                <w:color w:val="B97A12"/>
+                <w:sz w:val="16"/>
+                <w:szCs w:val="16"/>
+              </w:rPr>
+              <w:t xml:space="preserve">EXPLAIN YOUR REASONING</w:t>
+            </w:r>
+          </w:p>
+        </w:tc>
+      </w:tr>
+      <w:tr>
+        <w:trPr>
+          <w:cantSplit/>
+        </w:trPr>
+        <w:tc>
+          <w:tcPr>
+            <w:tcW w:type="dxa" w:w="2800"/>
+            <w:tcMar>
+              <w:top w:type="dxa" w:w="80"/>
+              <w:left w:type="dxa" w:w="100"/>
+              <w:bottom w:type="dxa" w:w="80"/>
+              <w:right w:type="dxa" w:w="100"/>
+            </w:tcMar>
+            <w:vAlign w:val="top"/>
+          </w:tcPr>
+          <w:p>
+            <w:pPr>
+              <w:spacing w:after="60"/>
+            </w:pPr>
+            <w:r>
+              <w:rPr>
+                <w:b/>
+                <w:bCs/>
+                <w:color w:val="12355B"/>
+                <w:sz w:val="21"/>
+                <w:szCs w:val="21"/>
+              </w:rPr>
+              <w:t xml:space="preserve">2.  </w:t>
+            </w:r>
+            <w:r>
+              <w:rPr>
+                <w:b/>
+                <w:bCs/>
+                <w:sz w:val="20"/>
+                <w:szCs w:val="20"/>
+              </w:rPr>
+              <w:t xml:space="preserve">Runner A completes 4 laps in 12 minutes. Runner B completes 5 laps in 14 minutes. Who runs more laps per minute?</w:t>
+            </w:r>
+          </w:p>
+          <w:p>
+            <w:pPr>
+              <w:spacing w:after="30"/>
+              <w:ind w:left="180"/>
+            </w:pPr>
+            <w:r>
+              <w:rPr>
+                <w:sz w:val="19"/>
+                <w:szCs w:val="19"/>
+              </w:rPr>
+              <w:t xml:space="preserve">A)  Runner B</w:t>
+            </w:r>
+          </w:p>
+          <w:p>
+            <w:pPr>
+              <w:spacing w:after="30"/>
+              <w:ind w:left="180"/>
+            </w:pPr>
+            <w:r>
+              <w:rPr>
+                <w:sz w:val="19"/>
+                <w:szCs w:val="19"/>
+              </w:rPr>
+              <w:t xml:space="preserve">B)  Runner A</w:t>
+            </w:r>
+          </w:p>
+          <w:p>
+            <w:pPr>
+              <w:spacing w:after="30"/>
+              <w:ind w:left="180"/>
+            </w:pPr>
+            <w:r>
+              <w:rPr>
+                <w:sz w:val="19"/>
+                <w:szCs w:val="19"/>
+              </w:rPr>
+              <w:t xml:space="preserve">C)  Same rate</w:t>
+            </w:r>
+          </w:p>
+          <w:p>
+            <w:pPr>
+              <w:spacing w:after="30"/>
+              <w:ind w:left="180"/>
+            </w:pPr>
+            <w:r>
+              <w:rPr>
+                <w:sz w:val="19"/>
+                <w:szCs w:val="19"/>
+              </w:rPr>
+              <w:t xml:space="preserve">D)  Cannot determine</w:t>
+            </w:r>
+          </w:p>
+        </w:tc>
+        <w:tc>
+          <w:tcPr>
+            <w:tcW w:type="dxa" w:w="3560"/>
+            <w:tcMar>
+              <w:top w:type="dxa" w:w="80"/>
+              <w:left w:type="dxa" w:w="100"/>
+              <w:bottom w:type="dxa" w:w="80"/>
+              <w:right w:type="dxa" w:w="100"/>
+            </w:tcMar>
+            <w:vAlign w:val="top"/>
+          </w:tcPr>
+          <w:p>
+            <w:pPr>
+              <w:spacing w:after="40"/>
+            </w:pPr>
+            <w:r>
+              <w:rPr>
+                <w:b/>
+                <w:bCs/>
+                <w:color w:val="1FA6A2"/>
+                <w:sz w:val="19"/>
+                <w:szCs w:val="19"/>
+              </w:rPr>
+              <w:t xml:space="preserve">Solution:  </w:t>
+            </w:r>
+            <w:r>
+              <w:rPr>
+                <w:b/>
+                <w:bCs/>
+                <w:sz w:val="19"/>
+                <w:szCs w:val="19"/>
+              </w:rPr>
+              <w:t xml:space="preserve">A)  Runner B</w:t>
+            </w:r>
+          </w:p>
+          <w:p>
+            <w:pPr>
+              <w:spacing w:after="40"/>
+            </w:pPr>
+            <w:r>
+              <w:rPr>
+                <w:i/>
+                <w:iCs/>
+                <w:color w:val="5F6F80"/>
+                <w:sz w:val="18"/>
+                <w:szCs w:val="18"/>
+              </w:rPr>
+              <w:t xml:space="preserve">Runner A: 4÷12 ≈ 0.33 laps/min. Runner B: 5÷14 ≈ 0.36 laps/min. Runner B runs slightly more laps per minute.</w:t>
+            </w:r>
+          </w:p>
+          <w:p>
+            <w:pPr>
+              <w:pBdr>
+                <w:bottom w:val="single" w:color="AFBECC" w:sz="6"/>
+              </w:pBdr>
+              <w:spacing w:after="30" w:before="150"/>
             </w:pPr>
             <w:r>
               <w:t xml:space="preserve"/>
@@ -4514,7 +5329,125 @@
           </w:p>
           <w:p>
             <w:pPr>
-              <w:spacing w:after="0" w:line="320"/>
+              <w:pBdr>
+                <w:bottom w:val="single" w:color="AFBECC" w:sz="6"/>
+              </w:pBdr>
+              <w:spacing w:after="30" w:before="150"/>
+            </w:pPr>
+            <w:r>
+              <w:t xml:space="preserve"/>
+            </w:r>
+          </w:p>
+        </w:tc>
+        <w:tc>
+          <w:tcPr>
+            <w:tcW w:type="dxa" w:w="3000"/>
+            <w:shd w:fill="FBF3E2" w:color="auto" w:val="clear"/>
+            <w:tcMar>
+              <w:top w:type="dxa" w:w="80"/>
+              <w:left w:type="dxa" w:w="100"/>
+              <w:bottom w:type="dxa" w:w="80"/>
+              <w:right w:type="dxa" w:w="100"/>
+            </w:tcMar>
+            <w:vAlign w:val="top"/>
+          </w:tcPr>
+          <w:p>
+            <w:pPr>
+              <w:spacing w:after="40"/>
+            </w:pPr>
+            <w:r>
+              <w:rPr>
+                <w:b/>
+                <w:bCs/>
+                <w:color w:val="12355B"/>
+                <w:sz w:val="19"/>
+                <w:szCs w:val="19"/>
+              </w:rPr>
+              <w:t xml:space="preserve">Because... </w:t>
+            </w:r>
+            <w:r>
+              <w:rPr>
+                <w:color w:val="AFBECC"/>
+                <w:sz w:val="19"/>
+                <w:szCs w:val="19"/>
+              </w:rPr>
+              <w:t xml:space="preserve">________________</w:t>
+            </w:r>
+          </w:p>
+          <w:p>
+            <w:pPr>
+              <w:pBdr>
+                <w:bottom w:val="single" w:color="AFBECC" w:sz="6"/>
+              </w:pBdr>
+              <w:spacing w:after="30" w:before="150"/>
+            </w:pPr>
+            <w:r>
+              <w:t xml:space="preserve"/>
+            </w:r>
+          </w:p>
+          <w:p>
+            <w:pPr>
+              <w:spacing w:after="40" w:before="80"/>
+            </w:pPr>
+            <w:r>
+              <w:rPr>
+                <w:b/>
+                <w:bCs/>
+                <w:color w:val="6B4FA0"/>
+                <w:sz w:val="19"/>
+                <w:szCs w:val="19"/>
+              </w:rPr>
+              <w:t xml:space="preserve">Although... </w:t>
+            </w:r>
+            <w:r>
+              <w:rPr>
+                <w:color w:val="AFBECC"/>
+                <w:sz w:val="19"/>
+                <w:szCs w:val="19"/>
+              </w:rPr>
+              <w:t xml:space="preserve">_______________</w:t>
+            </w:r>
+          </w:p>
+          <w:p>
+            <w:pPr>
+              <w:pBdr>
+                <w:bottom w:val="single" w:color="AFBECC" w:sz="6"/>
+              </w:pBdr>
+              <w:spacing w:after="30" w:before="150"/>
+            </w:pPr>
+            <w:r>
+              <w:t xml:space="preserve"/>
+            </w:r>
+          </w:p>
+          <w:p>
+            <w:pPr>
+              <w:spacing w:after="40" w:before="80"/>
+            </w:pPr>
+            <w:r>
+              <w:rPr>
+                <w:b/>
+                <w:bCs/>
+                <w:color w:val="1FA6A2"/>
+                <w:sz w:val="19"/>
+                <w:szCs w:val="19"/>
+              </w:rPr>
+              <w:t xml:space="preserve">Therefore... </w:t>
+            </w:r>
+            <w:r>
+              <w:rPr>
+                <w:color w:val="AFBECC"/>
+                <w:sz w:val="19"/>
+                <w:szCs w:val="19"/>
+              </w:rPr>
+              <w:t xml:space="preserve">______________</w:t>
+            </w:r>
+          </w:p>
+          <w:p>
+            <w:pPr>
+              <w:pBdr>
+                <w:bottom w:val="single" w:color="AFBECC" w:sz="6"/>
+              </w:pBdr>
+              <w:spacing w:after="30" w:before="150"/>
             </w:pPr>
             <w:r>
               <w:t xml:space="preserve"/>
@@ -4523,6 +5456,14 @@
         </w:tc>
       </w:tr>
     </w:tbl>
+    <w:p>
+      <w:pPr>
+        <w:spacing w:after="80"/>
+      </w:pPr>
+      <w:r>
+        <w:t xml:space="preserve"/>
+      </w:r>
+    </w:p>
     <w:p>
       <w:pPr>
         <w:pStyle w:val="Heading1"/>
@@ -4641,6 +5582,149 @@
         <w:t xml:space="preserve"/>
       </w:r>
     </w:p>
+    <w:p>
+      <w:pPr>
+        <w:spacing w:after="60"/>
+      </w:pPr>
+      <w:r>
+        <w:t xml:space="preserve"/>
+      </w:r>
+    </w:p>
+    <w:tbl>
+      <w:tblPr>
+        <w:tblW w:type="dxa" w:w="9360"/>
+        <w:tblBorders>
+          <w:top w:val="single" w:color="C7D2DD" w:sz="6"/>
+          <w:left w:val="single" w:color="C7D2DD" w:sz="6"/>
+          <w:bottom w:val="single" w:color="C7D2DD" w:sz="6"/>
+          <w:right w:val="single" w:color="C7D2DD" w:sz="6"/>
+          <w:insideH w:val="single" w:color="C7D2DD" w:sz="6"/>
+          <w:insideV w:val="single" w:color="C7D2DD" w:sz="6"/>
+        </w:tblBorders>
+      </w:tblPr>
+      <w:tblGrid>
+        <w:gridCol w:w="3120"/>
+        <w:gridCol w:w="3120"/>
+        <w:gridCol w:w="3120"/>
+      </w:tblGrid>
+      <w:tr>
+        <w:trPr>
+          <w:cantSplit/>
+          <w:tblHeader/>
+        </w:trPr>
+        <w:tc>
+          <w:tcPr>
+            <w:tcW w:type="dxa" w:w="9360"/>
+            <w:gridSpan w:val="3"/>
+            <w:shd w:fill="EEF4F8" w:color="auto" w:val="clear"/>
+            <w:tcMar>
+              <w:top w:type="dxa" w:w="60"/>
+              <w:left w:type="dxa" w:w="100"/>
+              <w:bottom w:type="dxa" w:w="60"/>
+              <w:right w:type="dxa" w:w="100"/>
+            </w:tcMar>
+          </w:tcPr>
+          <w:p>
+            <w:pPr>
+              <w:spacing w:after="0"/>
+            </w:pPr>
+            <w:r>
+              <w:rPr>
+                <w:b/>
+                <w:bCs/>
+                <w:color w:val="12355B"/>
+                <w:sz w:val="18"/>
+                <w:szCs w:val="18"/>
+              </w:rPr>
+              <w:t xml:space="preserve">EXIT CHECK · 3-POINT SELF-ASSESSMENT CHECKLIST</w:t>
+            </w:r>
+          </w:p>
+        </w:tc>
+      </w:tr>
+      <w:tr>
+        <w:trPr>
+          <w:cantSplit/>
+        </w:trPr>
+        <w:tc>
+          <w:tcPr>
+            <w:tcW w:type="dxa" w:w="3120"/>
+            <w:tcMar>
+              <w:top w:type="dxa" w:w="80"/>
+              <w:left w:type="dxa" w:w="100"/>
+              <w:bottom w:type="dxa" w:w="80"/>
+              <w:right w:type="dxa" w:w="100"/>
+            </w:tcMar>
+          </w:tcPr>
+          <w:p>
+            <w:pPr>
+              <w:spacing w:after="0"/>
+            </w:pPr>
+            <w:r>
+              <w:rPr>
+                <w:b/>
+                <w:bCs/>
+                <w:color w:val="1A2733"/>
+                <w:sz w:val="18"/>
+                <w:szCs w:val="18"/>
+              </w:rPr>
+              <w:t xml:space="preserve">☐ 1. Units &amp; Labels Verified</w:t>
+            </w:r>
+          </w:p>
+        </w:tc>
+        <w:tc>
+          <w:tcPr>
+            <w:tcW w:type="dxa" w:w="3120"/>
+            <w:tcMar>
+              <w:top w:type="dxa" w:w="80"/>
+              <w:left w:type="dxa" w:w="100"/>
+              <w:bottom w:type="dxa" w:w="80"/>
+              <w:right w:type="dxa" w:w="100"/>
+            </w:tcMar>
+          </w:tcPr>
+          <w:p>
+            <w:pPr>
+              <w:spacing w:after="0"/>
+            </w:pPr>
+            <w:r>
+              <w:rPr>
+                <w:b/>
+                <w:bCs/>
+                <w:color w:val="1A2733"/>
+                <w:sz w:val="18"/>
+                <w:szCs w:val="18"/>
+              </w:rPr>
+              <w:t xml:space="preserve">☐ 2. Reasoning Stated (Because / Although / Therefore)</w:t>
+            </w:r>
+          </w:p>
+        </w:tc>
+        <w:tc>
+          <w:tcPr>
+            <w:tcW w:type="dxa" w:w="3120"/>
+            <w:tcMar>
+              <w:top w:type="dxa" w:w="80"/>
+              <w:left w:type="dxa" w:w="100"/>
+              <w:bottom w:type="dxa" w:w="80"/>
+              <w:right w:type="dxa" w:w="100"/>
+            </w:tcMar>
+          </w:tcPr>
+          <w:p>
+            <w:pPr>
+              <w:spacing w:after="0"/>
+            </w:pPr>
+            <w:r>
+              <w:rPr>
+                <w:b/>
+                <w:bCs/>
+                <w:color w:val="1A2733"/>
+                <w:sz w:val="18"/>
+                <w:szCs w:val="18"/>
+              </w:rPr>
+              <w:t xml:space="preserve">☐ 3. Calculations Double-Checked</w:t>
+            </w:r>
+          </w:p>
+        </w:tc>
+      </w:tr>
+    </w:tbl>
     <w:p>
       <w:pPr>
         <w:pStyle w:val="Heading1"/>
